--- a/附件3.天津大学本科生毕业设计（论文）撰写规范及模板（2026届）/天津大学本科生毕业设计（论文）附件模板-装订一册/4天津大学本科生毕业设计（论文）外文资料和中文译文.docx
+++ b/附件3.天津大学本科生毕业设计（论文）撰写规范及模板（2026届）/天津大学本科生毕业设计（论文）附件模板-装订一册/4天津大学本科生毕业设计（论文）外文资料和中文译文.docx
@@ -1,6 +1,6 @@
 
 <file path=word/document.xml><?xml version="1.0" encoding="utf-8"?>
-<w:document xmlns:wpc="http://schemas.microsoft.com/office/word/2010/wordprocessingCanvas" xmlns:mc="http://schemas.openxmlformats.org/markup-compatibility/2006" xmlns:o="urn:schemas-microsoft-com:office:office" xmlns:r="http://schemas.openxmlformats.org/officeDocument/2006/relationships" xmlns:m="http://schemas.openxmlformats.org/officeDocument/2006/math" xmlns:v="urn:schemas-microsoft-com:vml" xmlns:wp14="http://schemas.microsoft.com/office/word/2010/wordprocessingDrawing" xmlns:wp="http://schemas.openxmlformats.org/drawingml/2006/wordprocessingDrawing" xmlns:w="http://schemas.openxmlformats.org/wordprocessingml/2006/main" xmlns:w14="http://schemas.microsoft.com/office/word/2010/wordml" xmlns:w10="urn:schemas-microsoft-com:office:word" xmlns:w15="http://schemas.microsoft.com/office/word/2012/wordml" xmlns:wpg="http://schemas.microsoft.com/office/word/2010/wordprocessingGroup" xmlns:wpi="http://schemas.microsoft.com/office/word/2010/wordprocessingInk" xmlns:wne="http://schemas.microsoft.com/office/word/2006/wordml" xmlns:wps="http://schemas.microsoft.com/office/word/2010/wordprocessingShape" xmlns:wpsCustomData="http://www.wps.cn/officeDocument/2013/wpsCustomData" mc:Ignorable="w14 w15 wp14">
+<w:document xmlns:wpc="http://schemas.microsoft.com/office/word/2010/wordprocessingCanvas" xmlns:cx="http://schemas.microsoft.com/office/drawing/2014/chartex" xmlns:cx1="http://schemas.microsoft.com/office/drawing/2015/9/8/chartex" xmlns:cx2="http://schemas.microsoft.com/office/drawing/2015/10/21/chartex" xmlns:cx3="http://schemas.microsoft.com/office/drawing/2016/5/9/chartex" xmlns:cx4="http://schemas.microsoft.com/office/drawing/2016/5/10/chartex" xmlns:cx5="http://schemas.microsoft.com/office/drawing/2016/5/11/chartex" xmlns:cx6="http://schemas.microsoft.com/office/drawing/2016/5/12/chartex" xmlns:cx7="http://schemas.microsoft.com/office/drawing/2016/5/13/chartex" xmlns:cx8="http://schemas.microsoft.com/office/drawing/2016/5/14/chartex" xmlns:mc="http://schemas.openxmlformats.org/markup-compatibility/2006" xmlns:aink="http://schemas.microsoft.com/office/drawing/2016/ink" xmlns:am3d="http://schemas.microsoft.com/office/drawing/2017/model3d" xmlns:o="urn:schemas-microsoft-com:office:office" xmlns:oel="http://schemas.microsoft.com/office/2019/extlst" xmlns:r="http://schemas.openxmlformats.org/officeDocument/2006/relationships" xmlns:m="http://schemas.openxmlformats.org/officeDocument/2006/math" xmlns:v="urn:schemas-microsoft-com:vml" xmlns:wp14="http://schemas.microsoft.com/office/word/2010/wordprocessingDrawing" xmlns:wp="http://schemas.openxmlformats.org/drawingml/2006/wordprocessingDrawing" xmlns:w10="urn:schemas-microsoft-com:office:word" xmlns:w="http://schemas.openxmlformats.org/wordprocessingml/2006/main" xmlns:w14="http://schemas.microsoft.com/office/word/2010/wordml" xmlns:w15="http://schemas.microsoft.com/office/word/2012/wordml" xmlns:w16cex="http://schemas.microsoft.com/office/word/2018/wordml/cex" xmlns:w16cid="http://schemas.microsoft.com/office/word/2016/wordml/cid" xmlns:w16="http://schemas.microsoft.com/office/word/2018/wordml" xmlns:w16du="http://schemas.microsoft.com/office/word/2023/wordml/word16du" xmlns:w16sdtdh="http://schemas.microsoft.com/office/word/2020/wordml/sdtdatahash" xmlns:w16sdtfl="http://schemas.microsoft.com/office/word/2024/wordml/sdtformatlock" xmlns:w16se="http://schemas.microsoft.com/office/word/2015/wordml/symex" xmlns:wpg="http://schemas.microsoft.com/office/word/2010/wordprocessingGroup" xmlns:wpi="http://schemas.microsoft.com/office/word/2010/wordprocessingInk" xmlns:wne="http://schemas.microsoft.com/office/word/2006/wordml" xmlns:wps="http://schemas.microsoft.com/office/word/2010/wordprocessingShape" mc:Ignorable="w14 w15 w16se w16cid w16 w16cex w16sdtdh w16sdtfl w16du wp14">
   <w:body>
     <w:p>
       <w:pPr>
@@ -13,12 +13,13 @@
       </w:pPr>
       <w:r>
         <w:rPr>
-          <w:rFonts w:hint="eastAsia" w:eastAsia="黑体"/>
-          <w:b/>
+          <w:rFonts w:eastAsia="黑体" w:hint="eastAsia"/>
+          <w:b/>
+          <w:noProof/>
           <w:sz w:val="44"/>
         </w:rPr>
         <w:drawing>
-          <wp:inline distT="0" distB="0" distL="0" distR="0">
+          <wp:inline distT="0" distB="0" distL="0" distR="0" wp14:anchorId="11EB8F80" wp14:editId="14ECD175">
             <wp:extent cx="2562225" cy="838200"/>
             <wp:effectExtent l="0" t="0" r="9525" b="0"/>
             <wp:docPr id="1" name="图片 1" descr="校名"/>
@@ -71,231 +72,132 @@
       <w:pPr>
         <w:jc w:val="center"/>
         <w:rPr>
-          <w:rFonts w:hint="eastAsia" w:eastAsia="黑体"/>
+          <w:rFonts w:eastAsia="黑体"/>
           <w:b/>
           <w:sz w:val="44"/>
-          <w:lang w:eastAsia="zh-CN"/>
-        </w:rPr>
-      </w:pPr>
-      <w:r>
-        <w:rPr>
-          <w:rFonts w:hint="eastAsia" w:eastAsia="黑体"/>
+        </w:rPr>
+      </w:pPr>
+      <w:r>
+        <w:rPr>
+          <w:rFonts w:eastAsia="黑体" w:hint="eastAsia"/>
           <w:b/>
           <w:sz w:val="44"/>
         </w:rPr>
-        <w:t>本科生毕业设计（论文）</w:t>
-      </w:r>
-      <w:r>
-        <w:rPr>
-          <w:rFonts w:hint="eastAsia" w:eastAsia="黑体"/>
-          <w:b/>
-          <w:sz w:val="44"/>
-          <w:lang w:eastAsia="zh-CN"/>
-        </w:rPr>
-        <w:t>外文翻译</w:t>
-      </w:r>
-    </w:p>
-    <w:p>
-      <w:pPr>
-        <w:keepNext w:val="0"/>
-        <w:keepLines w:val="0"/>
-        <w:pageBreakBefore w:val="0"/>
-        <w:widowControl w:val="0"/>
-        <w:kinsoku/>
-        <w:wordWrap/>
-        <w:overflowPunct/>
-        <w:topLinePunct w:val="0"/>
-        <w:autoSpaceDE/>
-        <w:autoSpaceDN/>
-        <w:bidi w:val="0"/>
-        <w:adjustRightInd/>
-        <w:snapToGrid/>
+        <w:t>本科生毕业设计（论文）外文翻译</w:t>
+      </w:r>
+    </w:p>
+    <w:p>
+      <w:pPr>
         <w:spacing w:line="480" w:lineRule="auto"/>
-        <w:textAlignment w:val="auto"/>
-        <w:rPr>
-          <w:rFonts w:hint="eastAsia" w:ascii="黑体" w:hAnsi="黑体" w:eastAsia="黑体"/>
+        <w:rPr>
+          <w:rFonts w:ascii="黑体" w:eastAsia="黑体" w:hAnsi="黑体"/>
           <w:b/>
           <w:sz w:val="32"/>
           <w:szCs w:val="36"/>
-          <w:lang w:eastAsia="zh-CN"/>
-        </w:rPr>
-      </w:pPr>
-    </w:p>
-    <w:p>
-      <w:pPr>
-        <w:keepNext w:val="0"/>
-        <w:keepLines w:val="0"/>
-        <w:pageBreakBefore w:val="0"/>
-        <w:widowControl w:val="0"/>
-        <w:kinsoku/>
-        <w:wordWrap/>
-        <w:overflowPunct/>
-        <w:topLinePunct w:val="0"/>
-        <w:autoSpaceDE/>
-        <w:autoSpaceDN/>
-        <w:bidi w:val="0"/>
-        <w:adjustRightInd/>
-        <w:snapToGrid/>
+        </w:rPr>
+      </w:pPr>
+    </w:p>
+    <w:p>
+      <w:pPr>
         <w:spacing w:line="480" w:lineRule="auto"/>
-        <w:textAlignment w:val="auto"/>
-        <w:rPr>
-          <w:rFonts w:hint="eastAsia" w:ascii="黑体" w:hAnsi="黑体" w:eastAsia="黑体"/>
+        <w:rPr>
+          <w:rFonts w:ascii="黑体" w:eastAsia="黑体" w:hAnsi="黑体"/>
           <w:b/>
           <w:sz w:val="32"/>
           <w:szCs w:val="36"/>
-          <w:lang w:eastAsia="zh-CN"/>
-        </w:rPr>
-      </w:pPr>
-    </w:p>
-    <w:p>
-      <w:pPr>
-        <w:keepNext w:val="0"/>
-        <w:keepLines w:val="0"/>
-        <w:pageBreakBefore w:val="0"/>
-        <w:widowControl w:val="0"/>
-        <w:kinsoku/>
-        <w:wordWrap/>
-        <w:overflowPunct/>
-        <w:topLinePunct w:val="0"/>
-        <w:autoSpaceDE/>
-        <w:autoSpaceDN/>
-        <w:bidi w:val="0"/>
-        <w:adjustRightInd/>
-        <w:snapToGrid/>
+        </w:rPr>
+      </w:pPr>
+    </w:p>
+    <w:p>
+      <w:pPr>
         <w:spacing w:line="480" w:lineRule="auto"/>
-        <w:textAlignment w:val="auto"/>
-        <w:rPr>
-          <w:rFonts w:hint="eastAsia" w:ascii="黑体" w:hAnsi="黑体" w:eastAsia="黑体"/>
+        <w:rPr>
+          <w:rFonts w:ascii="黑体" w:eastAsia="黑体" w:hAnsi="黑体"/>
           <w:b/>
           <w:sz w:val="32"/>
           <w:szCs w:val="36"/>
-          <w:lang w:eastAsia="zh-CN"/>
-        </w:rPr>
-      </w:pPr>
-    </w:p>
-    <w:p>
-      <w:pPr>
-        <w:keepNext w:val="0"/>
-        <w:keepLines w:val="0"/>
-        <w:pageBreakBefore w:val="0"/>
-        <w:widowControl w:val="0"/>
-        <w:kinsoku/>
-        <w:wordWrap/>
-        <w:overflowPunct/>
-        <w:topLinePunct w:val="0"/>
-        <w:autoSpaceDE/>
-        <w:autoSpaceDN/>
-        <w:bidi w:val="0"/>
-        <w:adjustRightInd/>
-        <w:snapToGrid/>
+        </w:rPr>
+      </w:pPr>
+    </w:p>
+    <w:p>
+      <w:pPr>
         <w:spacing w:line="480" w:lineRule="auto"/>
-        <w:textAlignment w:val="auto"/>
-        <w:rPr>
-          <w:rFonts w:hint="eastAsia" w:ascii="黑体" w:hAnsi="黑体" w:eastAsia="黑体"/>
+        <w:rPr>
+          <w:rFonts w:ascii="黑体" w:eastAsia="黑体" w:hAnsi="黑体"/>
           <w:b/>
           <w:sz w:val="32"/>
           <w:szCs w:val="36"/>
-          <w:lang w:eastAsia="zh-CN"/>
-        </w:rPr>
-      </w:pPr>
-    </w:p>
-    <w:p>
-      <w:pPr>
-        <w:keepNext w:val="0"/>
-        <w:keepLines w:val="0"/>
-        <w:pageBreakBefore w:val="0"/>
-        <w:widowControl w:val="0"/>
-        <w:kinsoku/>
-        <w:wordWrap/>
-        <w:overflowPunct/>
-        <w:topLinePunct w:val="0"/>
-        <w:autoSpaceDE/>
-        <w:autoSpaceDN/>
-        <w:bidi w:val="0"/>
-        <w:adjustRightInd/>
-        <w:snapToGrid/>
+        </w:rPr>
+      </w:pPr>
+    </w:p>
+    <w:p>
+      <w:pPr>
         <w:spacing w:line="480" w:lineRule="auto"/>
-        <w:textAlignment w:val="auto"/>
-        <w:rPr>
-          <w:rFonts w:hint="eastAsia" w:ascii="黑体" w:hAnsi="黑体" w:eastAsia="黑体"/>
+        <w:rPr>
+          <w:rFonts w:ascii="黑体" w:eastAsia="黑体" w:hAnsi="黑体"/>
           <w:b/>
           <w:sz w:val="32"/>
           <w:szCs w:val="36"/>
-          <w:lang w:eastAsia="zh-CN"/>
-        </w:rPr>
-      </w:pPr>
-      <w:r>
-        <w:rPr>
-          <w:rFonts w:hint="eastAsia" w:ascii="黑体" w:hAnsi="黑体" w:eastAsia="黑体"/>
+        </w:rPr>
+      </w:pPr>
+      <w:r>
+        <w:rPr>
+          <w:rFonts w:ascii="黑体" w:eastAsia="黑体" w:hAnsi="黑体" w:hint="eastAsia"/>
           <w:b/>
           <w:sz w:val="32"/>
           <w:szCs w:val="36"/>
-          <w:lang w:eastAsia="zh-CN"/>
         </w:rPr>
         <w:t>外文原文题目：</w:t>
       </w:r>
-    </w:p>
-    <w:p>
-      <w:pPr>
-        <w:keepNext w:val="0"/>
-        <w:keepLines w:val="0"/>
-        <w:pageBreakBefore w:val="0"/>
-        <w:widowControl w:val="0"/>
-        <w:kinsoku/>
-        <w:wordWrap/>
-        <w:overflowPunct/>
-        <w:topLinePunct w:val="0"/>
-        <w:autoSpaceDE/>
-        <w:autoSpaceDN/>
-        <w:bidi w:val="0"/>
-        <w:adjustRightInd/>
-        <w:snapToGrid/>
+      <w:r>
+        <w:rPr>
+          <w:rFonts w:ascii="黑体" w:eastAsia="黑体" w:hAnsi="黑体"/>
+          <w:b/>
+          <w:sz w:val="32"/>
+          <w:szCs w:val="36"/>
+        </w:rPr>
+        <w:t>A Survey on Gas Leak Detection and Localization Techniques</w:t>
+      </w:r>
+    </w:p>
+    <w:p>
+      <w:pPr>
         <w:spacing w:line="480" w:lineRule="auto"/>
-        <w:textAlignment w:val="auto"/>
-        <w:rPr>
-          <w:rFonts w:hint="eastAsia" w:ascii="黑体" w:hAnsi="黑体" w:eastAsia="黑体"/>
+        <w:rPr>
+          <w:rFonts w:ascii="黑体" w:eastAsia="黑体" w:hAnsi="黑体"/>
           <w:b/>
           <w:sz w:val="32"/>
           <w:szCs w:val="36"/>
-          <w:lang w:eastAsia="zh-CN"/>
-        </w:rPr>
-      </w:pPr>
-    </w:p>
-    <w:p>
-      <w:pPr>
-        <w:keepNext w:val="0"/>
-        <w:keepLines w:val="0"/>
-        <w:pageBreakBefore w:val="0"/>
-        <w:widowControl w:val="0"/>
-        <w:kinsoku/>
-        <w:wordWrap/>
-        <w:overflowPunct/>
-        <w:topLinePunct w:val="0"/>
-        <w:autoSpaceDE/>
-        <w:autoSpaceDN/>
-        <w:bidi w:val="0"/>
-        <w:adjustRightInd/>
-        <w:snapToGrid/>
+        </w:rPr>
+      </w:pPr>
+    </w:p>
+    <w:p>
+      <w:pPr>
         <w:spacing w:line="480" w:lineRule="auto"/>
-        <w:textAlignment w:val="auto"/>
-        <w:rPr>
-          <w:rFonts w:hint="eastAsia" w:ascii="黑体" w:hAnsi="黑体" w:eastAsia="黑体"/>
+        <w:rPr>
+          <w:rFonts w:ascii="黑体" w:eastAsia="黑体" w:hAnsi="黑体"/>
           <w:b/>
           <w:sz w:val="32"/>
           <w:szCs w:val="36"/>
-          <w:lang w:eastAsia="zh-CN"/>
-        </w:rPr>
-      </w:pPr>
-      <w:r>
-        <w:rPr>
-          <w:rFonts w:hint="eastAsia" w:ascii="黑体" w:hAnsi="黑体" w:eastAsia="黑体"/>
+        </w:rPr>
+      </w:pPr>
+      <w:r>
+        <w:rPr>
+          <w:rFonts w:ascii="黑体" w:eastAsia="黑体" w:hAnsi="黑体" w:hint="eastAsia"/>
           <w:b/>
           <w:sz w:val="32"/>
           <w:szCs w:val="36"/>
-          <w:lang w:eastAsia="zh-CN"/>
         </w:rPr>
         <w:t>中文译文题目：</w:t>
       </w:r>
+      <w:r>
+        <w:rPr>
+          <w:rFonts w:ascii="黑体" w:eastAsia="黑体" w:hAnsi="黑体"/>
+          <w:b/>
+          <w:sz w:val="32"/>
+          <w:szCs w:val="36"/>
+        </w:rPr>
+        <w:t>气体泄漏检测与定位技术综述</w:t>
+      </w:r>
     </w:p>
     <w:p/>
     <w:p>
@@ -313,7 +215,7 @@
     <w:p>
       <w:pPr>
         <w:rPr>
-          <w:rFonts w:ascii="黑体" w:hAnsi="黑体" w:eastAsia="黑体"/>
+          <w:rFonts w:ascii="黑体" w:eastAsia="黑体" w:hAnsi="黑体" w:hint="eastAsia"/>
           <w:b/>
           <w:sz w:val="32"/>
           <w:szCs w:val="36"/>
@@ -321,22 +223,21 @@
       </w:pPr>
       <w:r>
         <w:rPr>
-          <w:rFonts w:hint="eastAsia" w:ascii="黑体" w:hAnsi="黑体" w:eastAsia="黑体"/>
+          <w:rFonts w:ascii="黑体" w:eastAsia="黑体" w:hAnsi="黑体" w:hint="eastAsia"/>
           <w:b/>
           <w:sz w:val="32"/>
           <w:szCs w:val="36"/>
-          <w:lang w:eastAsia="zh-CN"/>
-        </w:rPr>
-        <w:t>毕业设计（论文）</w:t>
-      </w:r>
-      <w:r>
-        <w:rPr>
-          <w:rFonts w:hint="eastAsia" w:ascii="黑体" w:hAnsi="黑体" w:eastAsia="黑体"/>
+        </w:rPr>
+        <w:t>毕业设计（论文）题目：</w:t>
+      </w:r>
+      <w:r>
+        <w:rPr>
+          <w:rFonts w:ascii="黑体" w:eastAsia="黑体" w:hAnsi="黑体"/>
           <w:b/>
           <w:sz w:val="32"/>
           <w:szCs w:val="36"/>
         </w:rPr>
-        <w:t>题目：</w:t>
+        <w:t>基于双通道时序信号的两阶段管道泄漏检测与定位方法</w:t>
       </w:r>
     </w:p>
     <w:p/>
@@ -344,7 +245,7 @@
     <w:p/>
     <w:p>
       <w:pPr>
-        <w:ind w:firstLine="2249" w:firstLineChars="700"/>
+        <w:ind w:firstLineChars="700" w:firstLine="2249"/>
         <w:rPr>
           <w:b/>
           <w:sz w:val="32"/>
@@ -357,7 +258,23 @@
           <w:b/>
           <w:sz w:val="32"/>
         </w:rPr>
-        <w:t>学    院</w:t>
+        <w:t>学</w:t>
+      </w:r>
+      <w:r>
+        <w:rPr>
+          <w:rFonts w:hint="eastAsia"/>
+          <w:b/>
+          <w:sz w:val="32"/>
+        </w:rPr>
+        <w:t xml:space="preserve">    </w:t>
+      </w:r>
+      <w:r>
+        <w:rPr>
+          <w:rFonts w:hint="eastAsia"/>
+          <w:b/>
+          <w:sz w:val="32"/>
+        </w:rPr>
+        <w:t>院</w:t>
       </w:r>
       <w:r>
         <w:rPr>
@@ -366,25 +283,16 @@
           <w:sz w:val="32"/>
           <w:u w:val="single"/>
         </w:rPr>
-        <w:t xml:space="preserve">             </w:t>
-      </w:r>
-    </w:p>
-    <w:p>
-      <w:pPr>
-        <w:ind w:firstLine="2249" w:firstLineChars="700"/>
-        <w:rPr>
+        <w:t xml:space="preserve"> </w:t>
+      </w:r>
+      <w:r>
+        <w:rPr>
+          <w:rFonts w:hint="eastAsia"/>
           <w:b/>
           <w:sz w:val="32"/>
           <w:u w:val="single"/>
         </w:rPr>
-      </w:pPr>
-      <w:r>
-        <w:rPr>
-          <w:rFonts w:hint="eastAsia"/>
-          <w:b/>
-          <w:sz w:val="32"/>
-        </w:rPr>
-        <w:t>专    业</w:t>
+        <w:t>建筑工程学院</w:t>
       </w:r>
       <w:r>
         <w:rPr>
@@ -393,12 +301,12 @@
           <w:sz w:val="32"/>
           <w:u w:val="single"/>
         </w:rPr>
-        <w:t xml:space="preserve">             </w:t>
-      </w:r>
-    </w:p>
-    <w:p>
-      <w:pPr>
-        <w:ind w:firstLine="2249" w:firstLineChars="700"/>
+        <w:t xml:space="preserve">   </w:t>
+      </w:r>
+    </w:p>
+    <w:p>
+      <w:pPr>
+        <w:ind w:firstLineChars="700" w:firstLine="2249"/>
         <w:rPr>
           <w:b/>
           <w:sz w:val="32"/>
@@ -411,7 +319,23 @@
           <w:b/>
           <w:sz w:val="32"/>
         </w:rPr>
-        <w:t>年    级</w:t>
+        <w:t>专</w:t>
+      </w:r>
+      <w:r>
+        <w:rPr>
+          <w:rFonts w:hint="eastAsia"/>
+          <w:b/>
+          <w:sz w:val="32"/>
+        </w:rPr>
+        <w:t xml:space="preserve">    </w:t>
+      </w:r>
+      <w:r>
+        <w:rPr>
+          <w:rFonts w:hint="eastAsia"/>
+          <w:b/>
+          <w:sz w:val="32"/>
+        </w:rPr>
+        <w:t>业</w:t>
       </w:r>
       <w:r>
         <w:rPr>
@@ -420,25 +344,16 @@
           <w:sz w:val="32"/>
           <w:u w:val="single"/>
         </w:rPr>
-        <w:t xml:space="preserve">             </w:t>
-      </w:r>
-    </w:p>
-    <w:p>
-      <w:pPr>
-        <w:ind w:firstLine="2249" w:firstLineChars="700"/>
-        <w:rPr>
+        <w:t xml:space="preserve"> </w:t>
+      </w:r>
+      <w:r>
+        <w:rPr>
+          <w:rFonts w:hint="eastAsia"/>
           <w:b/>
           <w:sz w:val="32"/>
           <w:u w:val="single"/>
         </w:rPr>
-      </w:pPr>
-      <w:r>
-        <w:rPr>
-          <w:rFonts w:hint="eastAsia"/>
-          <w:b/>
-          <w:sz w:val="32"/>
-        </w:rPr>
-        <w:t>姓    名</w:t>
+        <w:t>船舶与海洋工程</w:t>
       </w:r>
       <w:r>
         <w:rPr>
@@ -447,12 +362,12 @@
           <w:sz w:val="32"/>
           <w:u w:val="single"/>
         </w:rPr>
-        <w:t xml:space="preserve">             </w:t>
-      </w:r>
-    </w:p>
-    <w:p>
-      <w:pPr>
-        <w:ind w:firstLine="2249" w:firstLineChars="700"/>
+        <w:t xml:space="preserve"> </w:t>
+      </w:r>
+    </w:p>
+    <w:p>
+      <w:pPr>
+        <w:ind w:firstLineChars="700" w:firstLine="2249"/>
         <w:rPr>
           <w:b/>
           <w:sz w:val="32"/>
@@ -465,7 +380,23 @@
           <w:b/>
           <w:sz w:val="32"/>
         </w:rPr>
-        <w:t>学    号</w:t>
+        <w:t>年</w:t>
+      </w:r>
+      <w:r>
+        <w:rPr>
+          <w:rFonts w:hint="eastAsia"/>
+          <w:b/>
+          <w:sz w:val="32"/>
+        </w:rPr>
+        <w:t xml:space="preserve">    </w:t>
+      </w:r>
+      <w:r>
+        <w:rPr>
+          <w:rFonts w:hint="eastAsia"/>
+          <w:b/>
+          <w:sz w:val="32"/>
+        </w:rPr>
+        <w:t>级</w:t>
       </w:r>
       <w:r>
         <w:rPr>
@@ -474,17 +405,157 @@
           <w:sz w:val="32"/>
           <w:u w:val="single"/>
         </w:rPr>
-        <w:t xml:space="preserve">             </w:t>
-      </w:r>
-    </w:p>
-    <w:p>
-      <w:pPr>
-        <w:ind w:firstLine="2249" w:firstLineChars="700"/>
-        <w:rPr>
+        <w:t xml:space="preserve"> </w:t>
+      </w:r>
+      <w:r>
+        <w:rPr>
+          <w:rFonts w:hint="eastAsia"/>
           <w:b/>
           <w:sz w:val="32"/>
           <w:u w:val="single"/>
         </w:rPr>
+        <w:t xml:space="preserve">2022 </w:t>
+      </w:r>
+      <w:r>
+        <w:rPr>
+          <w:rFonts w:hint="eastAsia"/>
+          <w:b/>
+          <w:sz w:val="32"/>
+          <w:u w:val="single"/>
+        </w:rPr>
+        <w:t>级</w:t>
+      </w:r>
+      <w:r>
+        <w:rPr>
+          <w:rFonts w:hint="eastAsia"/>
+          <w:b/>
+          <w:sz w:val="32"/>
+          <w:u w:val="single"/>
+        </w:rPr>
+        <w:t xml:space="preserve">   </w:t>
+      </w:r>
+    </w:p>
+    <w:p>
+      <w:pPr>
+        <w:ind w:firstLineChars="700" w:firstLine="2249"/>
+        <w:rPr>
+          <w:b/>
+          <w:sz w:val="32"/>
+          <w:u w:val="single"/>
+        </w:rPr>
+      </w:pPr>
+      <w:r>
+        <w:rPr>
+          <w:rFonts w:hint="eastAsia"/>
+          <w:b/>
+          <w:sz w:val="32"/>
+        </w:rPr>
+        <w:t>姓</w:t>
+      </w:r>
+      <w:r>
+        <w:rPr>
+          <w:rFonts w:hint="eastAsia"/>
+          <w:b/>
+          <w:sz w:val="32"/>
+        </w:rPr>
+        <w:t xml:space="preserve">    </w:t>
+      </w:r>
+      <w:r>
+        <w:rPr>
+          <w:rFonts w:hint="eastAsia"/>
+          <w:b/>
+          <w:sz w:val="32"/>
+        </w:rPr>
+        <w:t>名</w:t>
+      </w:r>
+      <w:r>
+        <w:rPr>
+          <w:rFonts w:hint="eastAsia"/>
+          <w:b/>
+          <w:sz w:val="32"/>
+          <w:u w:val="single"/>
+        </w:rPr>
+        <w:t xml:space="preserve"> </w:t>
+      </w:r>
+      <w:r>
+        <w:rPr>
+          <w:rFonts w:hint="eastAsia"/>
+          <w:b/>
+          <w:sz w:val="32"/>
+          <w:u w:val="single"/>
+        </w:rPr>
+        <w:t>孟达</w:t>
+      </w:r>
+      <w:r>
+        <w:rPr>
+          <w:rFonts w:hint="eastAsia"/>
+          <w:b/>
+          <w:sz w:val="32"/>
+          <w:u w:val="single"/>
+        </w:rPr>
+        <w:t xml:space="preserve">      </w:t>
+      </w:r>
+    </w:p>
+    <w:p>
+      <w:pPr>
+        <w:ind w:firstLineChars="700" w:firstLine="2249"/>
+        <w:rPr>
+          <w:b/>
+          <w:sz w:val="32"/>
+          <w:u w:val="single"/>
+        </w:rPr>
+      </w:pPr>
+      <w:r>
+        <w:rPr>
+          <w:rFonts w:hint="eastAsia"/>
+          <w:b/>
+          <w:sz w:val="32"/>
+        </w:rPr>
+        <w:t>学</w:t>
+      </w:r>
+      <w:r>
+        <w:rPr>
+          <w:rFonts w:hint="eastAsia"/>
+          <w:b/>
+          <w:sz w:val="32"/>
+        </w:rPr>
+        <w:t xml:space="preserve">    </w:t>
+      </w:r>
+      <w:r>
+        <w:rPr>
+          <w:rFonts w:hint="eastAsia"/>
+          <w:b/>
+          <w:sz w:val="32"/>
+        </w:rPr>
+        <w:t>号</w:t>
+      </w:r>
+      <w:r>
+        <w:rPr>
+          <w:rFonts w:hint="eastAsia"/>
+          <w:b/>
+          <w:sz w:val="32"/>
+          <w:u w:val="single"/>
+        </w:rPr>
+        <w:t xml:space="preserve"> </w:t>
+      </w:r>
+      <w:r>
+        <w:rPr>
+          <w:rFonts w:hint="eastAsia"/>
+          <w:b/>
+          <w:sz w:val="32"/>
+          <w:u w:val="single"/>
+        </w:rPr>
+        <w:t>3022205024</w:t>
+      </w:r>
+    </w:p>
+    <w:p>
+      <w:pPr>
+        <w:ind w:firstLineChars="700" w:firstLine="2249"/>
+        <w:rPr>
+          <w:b/>
+          <w:sz w:val="32"/>
+          <w:u w:val="single"/>
+        </w:rPr>
       </w:pPr>
       <w:r>
         <w:rPr>
@@ -501,7 +572,25 @@
           <w:sz w:val="32"/>
           <w:u w:val="single"/>
         </w:rPr>
-        <w:t xml:space="preserve">             </w:t>
+        <w:t xml:space="preserve"> </w:t>
+      </w:r>
+      <w:r>
+        <w:rPr>
+          <w:rFonts w:hint="eastAsia"/>
+          <w:b/>
+          <w:sz w:val="32"/>
+          <w:u w:val="single"/>
+        </w:rPr>
+        <w:t>顾鹏</w:t>
+      </w:r>
+      <w:r>
+        <w:rPr>
+          <w:rFonts w:hint="eastAsia"/>
+          <w:b/>
+          <w:sz w:val="32"/>
+          <w:u w:val="single"/>
+        </w:rPr>
+        <w:t xml:space="preserve">      </w:t>
       </w:r>
     </w:p>
     <w:p>
@@ -527,54 +616,46 @@
           <w:b/>
         </w:rPr>
         <w:sectPr>
-          <w:footerReference r:id="rId3" w:type="default"/>
+          <w:footerReference w:type="default" r:id="rId8"/>
           <w:pgSz w:w="11906" w:h="16838"/>
           <w:pgMar w:top="1440" w:right="1800" w:bottom="1440" w:left="1800" w:header="851" w:footer="992" w:gutter="0"/>
-          <w:pgNumType w:fmt="decimal"/>
-          <w:cols w:space="425" w:num="1"/>
-          <w:docGrid w:type="lines" w:linePitch="312" w:charSpace="0"/>
+          <w:cols w:space="425"/>
+          <w:docGrid w:type="lines" w:linePitch="312"/>
         </w:sectPr>
       </w:pPr>
     </w:p>
     <w:p>
       <w:pPr>
-        <w:pStyle w:val="2"/>
+        <w:pStyle w:val="1"/>
         <w:spacing w:before="600" w:after="600"/>
-        <w:ind w:left="0" w:firstLine="0"/>
-        <w:rPr>
-          <w:rFonts w:hint="eastAsia"/>
-          <w:sz w:val="30"/>
+        <w:rPr>
           <w:szCs w:val="30"/>
-          <w:lang w:eastAsia="zh-CN"/>
-        </w:rPr>
-      </w:pPr>
-      <w:r>
-        <w:rPr>
-          <w:rFonts w:hint="eastAsia"/>
-          <w:sz w:val="30"/>
+        </w:rPr>
+      </w:pPr>
+      <w:r>
+        <w:rPr>
+          <w:rFonts w:hint="eastAsia"/>
           <w:szCs w:val="30"/>
-          <w:lang w:eastAsia="zh-CN"/>
-        </w:rPr>
+        </w:rPr>
+        <w:lastRenderedPageBreak/>
         <w:t>外文资料</w:t>
       </w:r>
     </w:p>
     <w:p>
       <w:pPr>
         <w:widowControl/>
-        <w:spacing w:before="0" w:beforeLines="0" w:line="400" w:lineRule="exact"/>
+        <w:spacing w:line="400" w:lineRule="exact"/>
         <w:ind w:firstLine="480"/>
         <w:rPr>
-          <w:rFonts w:hint="eastAsia"/>
           <w:sz w:val="24"/>
           <w:szCs w:val="32"/>
         </w:rPr>
         <w:sectPr>
-          <w:footerReference r:id="rId4" w:type="default"/>
+          <w:footerReference w:type="default" r:id="rId9"/>
           <w:pgSz w:w="11906" w:h="16838"/>
           <w:pgMar w:top="1440" w:right="1800" w:bottom="1440" w:left="1800" w:header="851" w:footer="992" w:gutter="0"/>
-          <w:pgNumType w:fmt="decimal"/>
-          <w:cols w:space="425" w:num="1"/>
-          <w:docGrid w:type="lines" w:linePitch="312" w:charSpace="0"/>
+          <w:cols w:space="425"/>
+          <w:docGrid w:type="lines" w:linePitch="312"/>
         </w:sectPr>
       </w:pPr>
       <w:r>
@@ -583,16 +664,15 @@
           <w:sz w:val="24"/>
           <w:szCs w:val="32"/>
         </w:rPr>
-        <w:t>外文资料要与所做课题紧密联系，严禁抄袭有中文译本的外文资料，外文资料的选取要注明出处</w:t>
+        <w:t>外文资料要与所做课题紧密联系，严禁抄袭有中文译本的外文资料，外文资料的选取要注明出处，可用Ａ</w:t>
       </w:r>
       <w:r>
         <w:rPr>
           <w:rFonts w:hint="eastAsia"/>
           <w:sz w:val="24"/>
           <w:szCs w:val="32"/>
-          <w:lang w:eastAsia="zh-CN"/>
-        </w:rPr>
-        <w:t>，</w:t>
+        </w:rPr>
+        <w:t>4</w:t>
       </w:r>
       <w:r>
         <w:rPr>
@@ -600,33 +680,50 @@
           <w:sz w:val="24"/>
           <w:szCs w:val="32"/>
         </w:rPr>
-        <w:t>可用Ａ4纸</w:t>
-      </w:r>
-      <w:r>
-        <w:rPr>
-          <w:rFonts w:hint="eastAsia"/>
+        <w:t>纸直接复印或打印装订于外文翻译封面后、中文译文前。</w:t>
+      </w:r>
+    </w:p>
+    <w:p>
+      <w:pPr>
+        <w:pStyle w:val="1"/>
+        <w:spacing w:before="600" w:after="600"/>
+        <w:rPr>
+          <w:szCs w:val="30"/>
+        </w:rPr>
+      </w:pPr>
+      <w:r>
+        <w:rPr>
+          <w:rFonts w:hint="eastAsia"/>
+          <w:szCs w:val="30"/>
+        </w:rPr>
+        <w:lastRenderedPageBreak/>
+        <w:t>中文译文题目</w:t>
+      </w:r>
+    </w:p>
+    <w:p>
+      <w:pPr>
+        <w:widowControl/>
+        <w:spacing w:line="400" w:lineRule="exact"/>
+        <w:ind w:firstLine="480"/>
+        <w:rPr>
           <w:sz w:val="24"/>
           <w:szCs w:val="32"/>
-          <w:lang w:eastAsia="zh-CN"/>
-        </w:rPr>
-        <w:t>直接</w:t>
-      </w:r>
+        </w:rPr>
+      </w:pPr>
       <w:r>
         <w:rPr>
           <w:rFonts w:hint="eastAsia"/>
           <w:sz w:val="24"/>
           <w:szCs w:val="32"/>
         </w:rPr>
-        <w:t>复印</w:t>
-      </w:r>
-      <w:r>
-        <w:rPr>
-          <w:rFonts w:hint="eastAsia"/>
+        <w:t>此处格式已按模板设</w:t>
+      </w:r>
+      <w:r>
+        <w:rPr>
           <w:sz w:val="24"/>
           <w:szCs w:val="32"/>
-          <w:lang w:eastAsia="zh-CN"/>
-        </w:rPr>
-        <w:t>或</w:t>
+        </w:rPr>
+        <w:t>定</w:t>
       </w:r>
       <w:r>
         <w:rPr>
@@ -634,16 +731,14 @@
           <w:sz w:val="24"/>
           <w:szCs w:val="32"/>
         </w:rPr>
-        <w:t>打印</w:t>
-      </w:r>
-      <w:r>
-        <w:rPr>
-          <w:rFonts w:hint="eastAsia"/>
+        <w:t>，作者</w:t>
+      </w:r>
+      <w:r>
+        <w:rPr>
           <w:sz w:val="24"/>
           <w:szCs w:val="32"/>
-          <w:lang w:eastAsia="zh-CN"/>
-        </w:rPr>
-        <w:t>装订于外文翻译封面后、中文译文前</w:t>
+        </w:rPr>
+        <w:t>只需</w:t>
       </w:r>
       <w:r>
         <w:rPr>
@@ -651,339 +746,109 @@
           <w:sz w:val="24"/>
           <w:szCs w:val="32"/>
         </w:rPr>
-        <w:t>。</w:t>
-      </w:r>
-      <w:bookmarkStart w:id="2" w:name="_GoBack"/>
-      <w:bookmarkEnd w:id="2"/>
-    </w:p>
-    <w:p>
-      <w:pPr>
-        <w:pStyle w:val="2"/>
-        <w:spacing w:before="600" w:after="600"/>
-        <w:ind w:left="0" w:firstLine="0"/>
-        <w:rPr>
-          <w:rFonts w:hint="eastAsia" w:eastAsia="黑体"/>
-          <w:sz w:val="30"/>
-          <w:szCs w:val="30"/>
-          <w:lang w:eastAsia="zh-CN"/>
-        </w:rPr>
-      </w:pPr>
-      <w:r>
-        <w:rPr>
-          <w:rFonts w:hint="eastAsia"/>
-          <w:sz w:val="30"/>
-          <w:szCs w:val="30"/>
-          <w:lang w:eastAsia="zh-CN"/>
-        </w:rPr>
-        <w:t>中文译文题目</w:t>
-      </w:r>
-    </w:p>
-    <w:p>
-      <w:pPr>
-        <w:widowControl/>
-        <w:spacing w:before="0" w:beforeLines="0" w:line="400" w:lineRule="exact"/>
-        <w:ind w:firstLine="480"/>
+        <w:t>选择段落区域，输入替换之。模版中所有说明性文字用于注释格式与内容的要求，</w:t>
+      </w:r>
+      <w:r>
         <w:rPr>
           <w:sz w:val="24"/>
           <w:szCs w:val="32"/>
         </w:rPr>
-      </w:pPr>
+        <w:t>撰写</w:t>
+      </w:r>
       <w:r>
         <w:rPr>
           <w:rFonts w:hint="eastAsia"/>
           <w:sz w:val="24"/>
           <w:szCs w:val="32"/>
         </w:rPr>
-        <w:t>此处格式已按模板设</w:t>
-      </w:r>
-      <w:r>
+        <w:t>时请删除。</w:t>
+      </w:r>
+    </w:p>
+    <w:p>
+      <w:pPr>
+        <w:spacing w:line="400" w:lineRule="exact"/>
+        <w:ind w:firstLine="480"/>
         <w:rPr>
           <w:sz w:val="24"/>
           <w:szCs w:val="32"/>
         </w:rPr>
-        <w:t>定</w:t>
-      </w:r>
+      </w:pPr>
       <w:r>
         <w:rPr>
           <w:rFonts w:hint="eastAsia"/>
           <w:sz w:val="24"/>
           <w:szCs w:val="32"/>
         </w:rPr>
-        <w:t>，作者</w:t>
-      </w:r>
-      <w:r>
-        <w:rPr>
-          <w:sz w:val="24"/>
-          <w:szCs w:val="32"/>
-        </w:rPr>
-        <w:t>只需</w:t>
-      </w:r>
-      <w:r>
-        <w:rPr>
-          <w:rFonts w:hint="eastAsia"/>
-          <w:sz w:val="24"/>
-          <w:szCs w:val="32"/>
-        </w:rPr>
-        <w:t>选择段落区域，输入替换之。模版中所有说明性文字用于注释格式与内容的要求，</w:t>
-      </w:r>
-      <w:r>
-        <w:rPr>
-          <w:sz w:val="24"/>
-          <w:szCs w:val="32"/>
-        </w:rPr>
-        <w:t>撰写</w:t>
-      </w:r>
-      <w:r>
-        <w:rPr>
-          <w:rFonts w:hint="eastAsia"/>
-          <w:sz w:val="24"/>
-          <w:szCs w:val="32"/>
-        </w:rPr>
-        <w:t>时请删除。</w:t>
-      </w:r>
-    </w:p>
-    <w:p>
-      <w:pPr>
-        <w:spacing w:before="0" w:beforeLines="0" w:line="400" w:lineRule="exact"/>
-        <w:ind w:firstLine="480"/>
-        <w:rPr>
-          <w:sz w:val="24"/>
-          <w:szCs w:val="32"/>
-        </w:rPr>
-      </w:pPr>
-      <w:r>
-        <w:rPr>
-          <w:rFonts w:hint="eastAsia"/>
-          <w:sz w:val="24"/>
-          <w:szCs w:val="32"/>
-        </w:rPr>
         <w:t>本模版已包含符合章节设置的“多级别列表”，只需在相应位置替换标题文字即可。如需增加章节，建议先使用格式刷，再调整编号。</w:t>
       </w:r>
     </w:p>
     <w:p>
       <w:pPr>
-        <w:pStyle w:val="3"/>
-        <w:numPr>
-          <w:ilvl w:val="0"/>
-          <w:numId w:val="0"/>
-        </w:numPr>
+        <w:pStyle w:val="2"/>
         <w:spacing w:before="360" w:after="360"/>
-        <w:rPr>
-          <w:rFonts w:hint="eastAsia" w:ascii="黑体" w:hAnsi="黑体" w:eastAsia="黑体"/>
-          <w:sz w:val="30"/>
-          <w:szCs w:val="30"/>
-          <w:lang w:val="en-US" w:eastAsia="zh-CN"/>
-        </w:rPr>
-      </w:pPr>
-      <w:bookmarkStart w:id="0" w:name="_Toc25670"/>
-      <w:r>
         <w:rPr>
           <w:rFonts w:ascii="黑体" w:hAnsi="黑体"/>
           <w:sz w:val="30"/>
           <w:szCs w:val="30"/>
         </w:rPr>
-        <w:t>1.1</w:t>
-      </w:r>
-      <w:r>
-        <w:rPr>
-          <w:rFonts w:hint="eastAsia" w:ascii="黑体" w:hAnsi="黑体"/>
-          <w:sz w:val="30"/>
-          <w:szCs w:val="30"/>
-        </w:rPr>
-        <w:t xml:space="preserve"> </w:t>
-      </w:r>
+      </w:pPr>
+      <w:bookmarkStart w:id="0" w:name="_Toc25670"/>
       <w:r>
         <w:rPr>
           <w:rFonts w:ascii="黑体" w:hAnsi="黑体"/>
           <w:sz w:val="30"/>
           <w:szCs w:val="30"/>
         </w:rPr>
-        <w:t xml:space="preserve"> </w:t>
-      </w:r>
-      <w:bookmarkEnd w:id="0"/>
-      <w:r>
-        <w:rPr>
-          <w:rFonts w:hint="eastAsia" w:ascii="黑体" w:hAnsi="黑体"/>
+        <w:t>1.1</w:t>
+      </w:r>
+      <w:r>
+        <w:rPr>
+          <w:rFonts w:ascii="黑体" w:hAnsi="黑体" w:hint="eastAsia"/>
           <w:sz w:val="30"/>
           <w:szCs w:val="30"/>
-          <w:lang w:eastAsia="zh-CN"/>
-        </w:rPr>
-        <w:t>中文译文格式要求</w:t>
-      </w:r>
-    </w:p>
-    <w:p>
-      <w:pPr>
-        <w:pStyle w:val="4"/>
-        <w:numPr>
-          <w:ilvl w:val="0"/>
-          <w:numId w:val="0"/>
-        </w:numPr>
-        <w:spacing w:after="240"/>
-        <w:rPr>
-          <w:rFonts w:hint="eastAsia" w:ascii="黑体" w:hAnsi="黑体" w:eastAsia="黑体"/>
-          <w:sz w:val="30"/>
-          <w:szCs w:val="30"/>
-          <w:lang w:eastAsia="zh-CN"/>
-        </w:rPr>
-      </w:pPr>
-      <w:bookmarkStart w:id="1" w:name="_Toc21249"/>
+        </w:rPr>
+        <w:t xml:space="preserve"> </w:t>
+      </w:r>
       <w:r>
         <w:rPr>
           <w:rFonts w:ascii="黑体" w:hAnsi="黑体"/>
           <w:sz w:val="30"/>
           <w:szCs w:val="30"/>
         </w:rPr>
-        <w:t>1.1.1</w:t>
-      </w:r>
-      <w:r>
-        <w:rPr>
-          <w:rFonts w:hint="eastAsia" w:ascii="黑体" w:hAnsi="黑体"/>
+        <w:t xml:space="preserve"> </w:t>
+      </w:r>
+      <w:bookmarkEnd w:id="0"/>
+      <w:r>
+        <w:rPr>
+          <w:rFonts w:ascii="黑体" w:hAnsi="黑体" w:hint="eastAsia"/>
           <w:sz w:val="30"/>
           <w:szCs w:val="30"/>
         </w:rPr>
-        <w:t xml:space="preserve"> </w:t>
-      </w:r>
-      <w:r>
+        <w:t>中文译文格式要求</w:t>
+      </w:r>
+    </w:p>
+    <w:p>
+      <w:pPr>
+        <w:pStyle w:val="3"/>
+        <w:spacing w:after="240"/>
         <w:rPr>
           <w:rFonts w:ascii="黑体" w:hAnsi="黑体"/>
           <w:sz w:val="30"/>
           <w:szCs w:val="30"/>
         </w:rPr>
-        <w:t xml:space="preserve"> </w:t>
-      </w:r>
-      <w:bookmarkEnd w:id="1"/>
-      <w:r>
-        <w:rPr>
-          <w:rFonts w:hint="eastAsia" w:ascii="黑体" w:hAnsi="黑体"/>
-          <w:sz w:val="30"/>
-          <w:szCs w:val="30"/>
-          <w:lang w:eastAsia="zh-CN"/>
-        </w:rPr>
-        <w:t>外文资料</w:t>
-      </w:r>
-    </w:p>
-    <w:p>
-      <w:pPr>
-        <w:widowControl/>
-        <w:spacing w:before="0" w:beforeLines="0" w:line="400" w:lineRule="exact"/>
-        <w:ind w:firstLine="480"/>
-        <w:rPr>
-          <w:sz w:val="24"/>
-          <w:szCs w:val="32"/>
-        </w:rPr>
-      </w:pPr>
-      <w:r>
-        <w:rPr>
-          <w:rFonts w:hint="eastAsia"/>
-          <w:sz w:val="24"/>
-          <w:szCs w:val="32"/>
-        </w:rPr>
-        <w:t>外文资料要与所做课题紧密联系，严禁抄袭有中文译本的外文资料，外文资料的选取要注明出处</w:t>
-      </w:r>
-      <w:r>
-        <w:rPr>
-          <w:rFonts w:hint="eastAsia"/>
-          <w:sz w:val="24"/>
-          <w:szCs w:val="32"/>
-          <w:lang w:eastAsia="zh-CN"/>
-        </w:rPr>
-        <w:t>，</w:t>
-      </w:r>
-      <w:r>
-        <w:rPr>
-          <w:rFonts w:hint="eastAsia"/>
-          <w:sz w:val="24"/>
-          <w:szCs w:val="32"/>
-        </w:rPr>
-        <w:t>可用Ａ4纸</w:t>
-      </w:r>
-      <w:r>
-        <w:rPr>
-          <w:rFonts w:hint="eastAsia"/>
-          <w:sz w:val="24"/>
-          <w:szCs w:val="32"/>
-          <w:lang w:eastAsia="zh-CN"/>
-        </w:rPr>
-        <w:t>直接</w:t>
-      </w:r>
-      <w:r>
-        <w:rPr>
-          <w:rFonts w:hint="eastAsia"/>
-          <w:sz w:val="24"/>
-          <w:szCs w:val="32"/>
-        </w:rPr>
-        <w:t>复印</w:t>
-      </w:r>
-      <w:r>
-        <w:rPr>
-          <w:rFonts w:hint="eastAsia"/>
-          <w:sz w:val="24"/>
-          <w:szCs w:val="32"/>
-          <w:lang w:eastAsia="zh-CN"/>
-        </w:rPr>
-        <w:t>或</w:t>
-      </w:r>
-      <w:r>
-        <w:rPr>
-          <w:rFonts w:hint="eastAsia"/>
-          <w:sz w:val="24"/>
-          <w:szCs w:val="32"/>
-        </w:rPr>
-        <w:t>打印</w:t>
-      </w:r>
-      <w:r>
-        <w:rPr>
-          <w:rFonts w:hint="eastAsia"/>
-          <w:sz w:val="24"/>
-          <w:szCs w:val="32"/>
-          <w:lang w:eastAsia="zh-CN"/>
-        </w:rPr>
-        <w:t>装订于外文翻译封面后、中文译文前</w:t>
-      </w:r>
-      <w:r>
-        <w:rPr>
-          <w:rFonts w:hint="eastAsia"/>
-          <w:sz w:val="24"/>
-          <w:szCs w:val="32"/>
-        </w:rPr>
-        <w:t>。</w:t>
-      </w:r>
-    </w:p>
-    <w:p>
-      <w:pPr>
-        <w:pStyle w:val="4"/>
-        <w:numPr>
-          <w:ilvl w:val="0"/>
-          <w:numId w:val="0"/>
-        </w:numPr>
-        <w:spacing w:after="240"/>
-        <w:rPr>
-          <w:rFonts w:hint="eastAsia" w:ascii="黑体" w:hAnsi="黑体"/>
-          <w:sz w:val="30"/>
-          <w:szCs w:val="30"/>
-          <w:lang w:eastAsia="zh-CN"/>
-        </w:rPr>
-      </w:pPr>
+      </w:pPr>
+      <w:bookmarkStart w:id="1" w:name="_Toc21249"/>
       <w:r>
         <w:rPr>
           <w:rFonts w:ascii="黑体" w:hAnsi="黑体"/>
           <w:sz w:val="30"/>
           <w:szCs w:val="30"/>
         </w:rPr>
-        <w:t>1.1.</w:t>
-      </w:r>
-      <w:r>
-        <w:rPr>
-          <w:rFonts w:hint="eastAsia" w:ascii="黑体" w:hAnsi="黑体"/>
-          <w:sz w:val="30"/>
-          <w:szCs w:val="30"/>
-          <w:lang w:val="en-US" w:eastAsia="zh-CN"/>
-        </w:rPr>
-        <w:t>2</w:t>
-      </w:r>
-      <w:r>
-        <w:rPr>
-          <w:rFonts w:hint="eastAsia" w:ascii="黑体" w:hAnsi="黑体"/>
+        <w:t>1.1.1</w:t>
+      </w:r>
+      <w:r>
+        <w:rPr>
+          <w:rFonts w:ascii="黑体" w:hAnsi="黑体" w:hint="eastAsia"/>
           <w:sz w:val="30"/>
           <w:szCs w:val="30"/>
         </w:rPr>
@@ -997,26 +862,24 @@
         </w:rPr>
         <w:t xml:space="preserve"> </w:t>
       </w:r>
-      <w:r>
-        <w:rPr>
-          <w:rFonts w:hint="eastAsia" w:ascii="黑体" w:hAnsi="黑体"/>
+      <w:bookmarkEnd w:id="1"/>
+      <w:r>
+        <w:rPr>
+          <w:rFonts w:ascii="黑体" w:hAnsi="黑体" w:hint="eastAsia"/>
           <w:sz w:val="30"/>
           <w:szCs w:val="30"/>
-          <w:lang w:eastAsia="zh-CN"/>
-        </w:rPr>
-        <w:t>中文译文</w:t>
+        </w:rPr>
+        <w:t>外文资料</w:t>
       </w:r>
     </w:p>
     <w:p>
       <w:pPr>
         <w:widowControl/>
-        <w:spacing w:before="0" w:beforeLines="0" w:line="400" w:lineRule="exact"/>
+        <w:spacing w:line="400" w:lineRule="exact"/>
         <w:ind w:firstLine="480"/>
         <w:rPr>
-          <w:rFonts w:hint="eastAsia" w:eastAsia="宋体"/>
           <w:sz w:val="24"/>
           <w:szCs w:val="32"/>
-          <w:lang w:val="en-US" w:eastAsia="zh-CN"/>
         </w:rPr>
       </w:pPr>
       <w:r>
@@ -1025,16 +888,15 @@
           <w:sz w:val="24"/>
           <w:szCs w:val="32"/>
         </w:rPr>
-        <w:t>中文译文的字数一般为5000~6000汉字</w:t>
+        <w:t>外文资料要与所做课题紧密联系，严禁抄袭有中文译本的外文资料，外文资料的选取要注明出处，可用Ａ</w:t>
       </w:r>
       <w:r>
         <w:rPr>
           <w:rFonts w:hint="eastAsia"/>
           <w:sz w:val="24"/>
           <w:szCs w:val="32"/>
-          <w:lang w:eastAsia="zh-CN"/>
-        </w:rPr>
-        <w:t>，中文译文</w:t>
+        </w:rPr>
+        <w:t>4</w:t>
       </w:r>
       <w:r>
         <w:rPr>
@@ -1042,52 +904,132 @@
           <w:sz w:val="24"/>
           <w:szCs w:val="32"/>
         </w:rPr>
-        <w:t>内容应采用</w:t>
-      </w:r>
-      <w:r>
-        <w:rPr>
-          <w:rFonts w:hint="eastAsia"/>
+        <w:t>纸直接复印或打印装订于外文翻译封面后、中文译文前。</w:t>
+      </w:r>
+    </w:p>
+    <w:p>
+      <w:pPr>
+        <w:pStyle w:val="3"/>
+        <w:spacing w:after="240"/>
+        <w:rPr>
+          <w:rFonts w:ascii="黑体" w:hAnsi="黑体"/>
+          <w:sz w:val="30"/>
+          <w:szCs w:val="30"/>
+        </w:rPr>
+      </w:pPr>
+      <w:r>
+        <w:rPr>
+          <w:rFonts w:ascii="黑体" w:hAnsi="黑体"/>
+          <w:sz w:val="30"/>
+          <w:szCs w:val="30"/>
+        </w:rPr>
+        <w:t>1.1.</w:t>
+      </w:r>
+      <w:r>
+        <w:rPr>
+          <w:rFonts w:ascii="黑体" w:hAnsi="黑体" w:hint="eastAsia"/>
+          <w:sz w:val="30"/>
+          <w:szCs w:val="30"/>
+        </w:rPr>
+        <w:t xml:space="preserve">2 </w:t>
+      </w:r>
+      <w:r>
+        <w:rPr>
+          <w:rFonts w:ascii="黑体" w:hAnsi="黑体"/>
+          <w:sz w:val="30"/>
+          <w:szCs w:val="30"/>
+        </w:rPr>
+        <w:t xml:space="preserve"> </w:t>
+      </w:r>
+      <w:r>
+        <w:rPr>
+          <w:rFonts w:ascii="黑体" w:hAnsi="黑体" w:hint="eastAsia"/>
+          <w:sz w:val="30"/>
+          <w:szCs w:val="30"/>
+        </w:rPr>
+        <w:t>中文译文</w:t>
+      </w:r>
+    </w:p>
+    <w:p>
+      <w:pPr>
+        <w:widowControl/>
+        <w:spacing w:line="400" w:lineRule="exact"/>
+        <w:ind w:firstLine="480"/>
+        <w:rPr>
           <w:sz w:val="24"/>
           <w:szCs w:val="32"/>
-          <w:lang w:eastAsia="zh-CN"/>
-        </w:rPr>
-        <w:t>毕业设计（论文）</w:t>
-      </w:r>
+        </w:rPr>
+      </w:pPr>
       <w:r>
         <w:rPr>
           <w:rFonts w:hint="eastAsia"/>
           <w:sz w:val="24"/>
           <w:szCs w:val="32"/>
         </w:rPr>
-        <w:t>正文样式。</w:t>
+        <w:t>中文译文的字数一般为</w:t>
+      </w:r>
+      <w:r>
+        <w:rPr>
+          <w:rFonts w:hint="eastAsia"/>
+          <w:sz w:val="24"/>
+          <w:szCs w:val="32"/>
+        </w:rPr>
+        <w:t>5000~6000</w:t>
+      </w:r>
+      <w:r>
+        <w:rPr>
+          <w:rFonts w:hint="eastAsia"/>
+          <w:sz w:val="24"/>
+          <w:szCs w:val="32"/>
+        </w:rPr>
+        <w:t>汉字，中文译文内容应采用毕业设计（论文）正文样式。</w:t>
       </w:r>
     </w:p>
     <w:sectPr>
-      <w:footerReference r:id="rId5" w:type="default"/>
+      <w:footerReference w:type="default" r:id="rId10"/>
       <w:pgSz w:w="11906" w:h="16838"/>
       <w:pgMar w:top="1440" w:right="1800" w:bottom="1440" w:left="1800" w:header="851" w:footer="992" w:gutter="0"/>
-      <w:pgNumType w:fmt="decimal" w:start="1"/>
-      <w:cols w:space="425" w:num="1"/>
-      <w:docGrid w:type="lines" w:linePitch="312" w:charSpace="0"/>
+      <w:pgNumType w:start="1"/>
+      <w:cols w:space="425"/>
+      <w:docGrid w:type="lines" w:linePitch="312"/>
     </w:sectPr>
   </w:body>
 </w:document>
 </file>
 
+<file path=word/endnotes.xml><?xml version="1.0" encoding="utf-8"?>
+<w:endnotes xmlns:wpc="http://schemas.microsoft.com/office/word/2010/wordprocessingCanvas" xmlns:cx="http://schemas.microsoft.com/office/drawing/2014/chartex" xmlns:cx1="http://schemas.microsoft.com/office/drawing/2015/9/8/chartex" xmlns:cx2="http://schemas.microsoft.com/office/drawing/2015/10/21/chartex" xmlns:cx3="http://schemas.microsoft.com/office/drawing/2016/5/9/chartex" xmlns:cx4="http://schemas.microsoft.com/office/drawing/2016/5/10/chartex" xmlns:cx5="http://schemas.microsoft.com/office/drawing/2016/5/11/chartex" xmlns:cx6="http://schemas.microsoft.com/office/drawing/2016/5/12/chartex" xmlns:cx7="http://schemas.microsoft.com/office/drawing/2016/5/13/chartex" xmlns:cx8="http://schemas.microsoft.com/office/drawing/2016/5/14/chartex" xmlns:mc="http://schemas.openxmlformats.org/markup-compatibility/2006" xmlns:aink="http://schemas.microsoft.com/office/drawing/2016/ink" xmlns:am3d="http://schemas.microsoft.com/office/drawing/2017/model3d" xmlns:o="urn:schemas-microsoft-com:office:office" xmlns:oel="http://schemas.microsoft.com/office/2019/extlst" xmlns:r="http://schemas.openxmlformats.org/officeDocument/2006/relationships" xmlns:m="http://schemas.openxmlformats.org/officeDocument/2006/math" xmlns:v="urn:schemas-microsoft-com:vml" xmlns:wp14="http://schemas.microsoft.com/office/word/2010/wordprocessingDrawing" xmlns:wp="http://schemas.openxmlformats.org/drawingml/2006/wordprocessingDrawing" xmlns:w10="urn:schemas-microsoft-com:office:word" xmlns:w="http://schemas.openxmlformats.org/wordprocessingml/2006/main" xmlns:w14="http://schemas.microsoft.com/office/word/2010/wordml" xmlns:w15="http://schemas.microsoft.com/office/word/2012/wordml" xmlns:w16cex="http://schemas.microsoft.com/office/word/2018/wordml/cex" xmlns:w16cid="http://schemas.microsoft.com/office/word/2016/wordml/cid" xmlns:w16="http://schemas.microsoft.com/office/word/2018/wordml" xmlns:w16du="http://schemas.microsoft.com/office/word/2023/wordml/word16du" xmlns:w16sdtdh="http://schemas.microsoft.com/office/word/2020/wordml/sdtdatahash" xmlns:w16sdtfl="http://schemas.microsoft.com/office/word/2024/wordml/sdtformatlock" xmlns:w16se="http://schemas.microsoft.com/office/word/2015/wordml/symex" xmlns:wpg="http://schemas.microsoft.com/office/word/2010/wordprocessingGroup" xmlns:wpi="http://schemas.microsoft.com/office/word/2010/wordprocessingInk" xmlns:wne="http://schemas.microsoft.com/office/word/2006/wordml" xmlns:wps="http://schemas.microsoft.com/office/word/2010/wordprocessingShape" mc:Ignorable="w14 w15 w16se w16cid w16 w16cex w16sdtdh w16sdtfl w16du wp14">
+  <w:endnote w:type="separator" w:id="-1">
+    <w:p>
+      <w:r>
+        <w:separator/>
+      </w:r>
+    </w:p>
+  </w:endnote>
+  <w:endnote w:type="continuationSeparator" w:id="0">
+    <w:p>
+      <w:r>
+        <w:continuationSeparator/>
+      </w:r>
+    </w:p>
+  </w:endnote>
+</w:endnotes>
+</file>
+
 <file path=word/footer1.xml><?xml version="1.0" encoding="utf-8"?>
-<w:ftr xmlns:wpc="http://schemas.microsoft.com/office/word/2010/wordprocessingCanvas" xmlns:mc="http://schemas.openxmlformats.org/markup-compatibility/2006" xmlns:o="urn:schemas-microsoft-com:office:office" xmlns:r="http://schemas.openxmlformats.org/officeDocument/2006/relationships" xmlns:m="http://schemas.openxmlformats.org/officeDocument/2006/math" xmlns:v="urn:schemas-microsoft-com:vml" xmlns:wp14="http://schemas.microsoft.com/office/word/2010/wordprocessingDrawing" xmlns:wp="http://schemas.openxmlformats.org/drawingml/2006/wordprocessingDrawing" xmlns:w10="urn:schemas-microsoft-com:office:word" xmlns:w="http://schemas.openxmlformats.org/wordprocessingml/2006/main" xmlns:w14="http://schemas.microsoft.com/office/word/2010/wordml" xmlns:w15="http://schemas.microsoft.com/office/word/2012/wordml" xmlns:wpg="http://schemas.microsoft.com/office/word/2010/wordprocessingGroup" xmlns:wpi="http://schemas.microsoft.com/office/word/2010/wordprocessingInk" xmlns:wne="http://schemas.microsoft.com/office/word/2006/wordml" xmlns:wps="http://schemas.microsoft.com/office/word/2010/wordprocessingShape" xmlns:wpsCustomData="http://www.wps.cn/officeDocument/2013/wpsCustomData" mc:Ignorable="w14 w15 wp14">
+<w:ftr xmlns:wpc="http://schemas.microsoft.com/office/word/2010/wordprocessingCanvas" xmlns:cx="http://schemas.microsoft.com/office/drawing/2014/chartex" xmlns:cx1="http://schemas.microsoft.com/office/drawing/2015/9/8/chartex" xmlns:cx2="http://schemas.microsoft.com/office/drawing/2015/10/21/chartex" xmlns:cx3="http://schemas.microsoft.com/office/drawing/2016/5/9/chartex" xmlns:cx4="http://schemas.microsoft.com/office/drawing/2016/5/10/chartex" xmlns:cx5="http://schemas.microsoft.com/office/drawing/2016/5/11/chartex" xmlns:cx6="http://schemas.microsoft.com/office/drawing/2016/5/12/chartex" xmlns:cx7="http://schemas.microsoft.com/office/drawing/2016/5/13/chartex" xmlns:cx8="http://schemas.microsoft.com/office/drawing/2016/5/14/chartex" xmlns:mc="http://schemas.openxmlformats.org/markup-compatibility/2006" xmlns:aink="http://schemas.microsoft.com/office/drawing/2016/ink" xmlns:am3d="http://schemas.microsoft.com/office/drawing/2017/model3d" xmlns:o="urn:schemas-microsoft-com:office:office" xmlns:oel="http://schemas.microsoft.com/office/2019/extlst" xmlns:r="http://schemas.openxmlformats.org/officeDocument/2006/relationships" xmlns:m="http://schemas.openxmlformats.org/officeDocument/2006/math" xmlns:v="urn:schemas-microsoft-com:vml" xmlns:wp14="http://schemas.microsoft.com/office/word/2010/wordprocessingDrawing" xmlns:wp="http://schemas.openxmlformats.org/drawingml/2006/wordprocessingDrawing" xmlns:w10="urn:schemas-microsoft-com:office:word" xmlns:w="http://schemas.openxmlformats.org/wordprocessingml/2006/main" xmlns:w14="http://schemas.microsoft.com/office/word/2010/wordml" xmlns:w15="http://schemas.microsoft.com/office/word/2012/wordml" xmlns:w16cex="http://schemas.microsoft.com/office/word/2018/wordml/cex" xmlns:w16cid="http://schemas.microsoft.com/office/word/2016/wordml/cid" xmlns:w16="http://schemas.microsoft.com/office/word/2018/wordml" xmlns:w16du="http://schemas.microsoft.com/office/word/2023/wordml/word16du" xmlns:w16sdtdh="http://schemas.microsoft.com/office/word/2020/wordml/sdtdatahash" xmlns:w16sdtfl="http://schemas.microsoft.com/office/word/2024/wordml/sdtformatlock" xmlns:w16se="http://schemas.microsoft.com/office/word/2015/wordml/symex" xmlns:wpg="http://schemas.microsoft.com/office/word/2010/wordprocessingGroup" xmlns:wpi="http://schemas.microsoft.com/office/word/2010/wordprocessingInk" xmlns:wne="http://schemas.microsoft.com/office/word/2006/wordml" xmlns:wps="http://schemas.microsoft.com/office/word/2010/wordprocessingShape" mc:Ignorable="w14 w15 w16se w16cid w16 w16cex w16sdtdh w16sdtfl w16du wp14">
   <w:p>
     <w:pPr>
-      <w:pStyle w:val="7"/>
+      <w:pStyle w:val="a5"/>
     </w:pPr>
     <w:r>
       <w:rPr>
-        <w:sz w:val="18"/>
+        <w:noProof/>
       </w:rPr>
       <mc:AlternateContent>
         <mc:Choice Requires="wps">
           <w:drawing>
-            <wp:anchor distT="0" distB="0" distL="114300" distR="114300" simplePos="0" relativeHeight="251659264" behindDoc="0" locked="0" layoutInCell="1" allowOverlap="1">
+            <wp:anchor distT="0" distB="0" distL="114300" distR="114300" simplePos="0" relativeHeight="251659264" behindDoc="0" locked="0" layoutInCell="1" allowOverlap="1" wp14:anchorId="48612A20" wp14:editId="5299EEF5">
               <wp:simplePos x="0" y="0"/>
               <wp:positionH relativeFrom="margin">
                 <wp:align>center</wp:align>
@@ -1135,58 +1077,48 @@
                       <w:txbxContent>
                         <w:p>
                           <w:pPr>
-                            <w:pStyle w:val="7"/>
-                            <w:rPr>
-                              <w:rFonts w:hint="eastAsia" w:eastAsia="宋体"/>
-                              <w:lang w:eastAsia="zh-CN"/>
-                            </w:rPr>
+                            <w:pStyle w:val="a5"/>
                           </w:pPr>
                           <w:r>
                             <w:rPr>
                               <w:rFonts w:hint="eastAsia"/>
-                              <w:lang w:val="en-US" w:eastAsia="zh-CN"/>
                             </w:rPr>
                             <w:t>C</w:t>
                           </w:r>
                           <w:r>
                             <w:rPr>
                               <w:rFonts w:hint="eastAsia"/>
-                              <w:lang w:eastAsia="zh-CN"/>
                             </w:rPr>
                             <w:fldChar w:fldCharType="begin"/>
                           </w:r>
                           <w:r>
                             <w:rPr>
                               <w:rFonts w:hint="eastAsia"/>
-                              <w:lang w:eastAsia="zh-CN"/>
                             </w:rPr>
                             <w:instrText xml:space="preserve"> PAGE  \* MERGEFORMAT </w:instrText>
                           </w:r>
                           <w:r>
                             <w:rPr>
                               <w:rFonts w:hint="eastAsia"/>
-                              <w:lang w:eastAsia="zh-CN"/>
                             </w:rPr>
                             <w:fldChar w:fldCharType="separate"/>
                           </w:r>
                           <w:r>
                             <w:rPr>
                               <w:rFonts w:hint="eastAsia"/>
-                              <w:lang w:eastAsia="zh-CN"/>
                             </w:rPr>
                             <w:t>1</w:t>
                           </w:r>
                           <w:r>
                             <w:rPr>
                               <w:rFonts w:hint="eastAsia"/>
-                              <w:lang w:eastAsia="zh-CN"/>
                             </w:rPr>
                             <w:fldChar w:fldCharType="end"/>
                           </w:r>
                         </w:p>
                       </w:txbxContent>
                     </wps:txbx>
-                    <wps:bodyPr rot="0" spcFirstLastPara="0" vertOverflow="overflow" horzOverflow="overflow" vert="horz" wrap="none" lIns="0" tIns="0" rIns="0" bIns="0" numCol="1" spcCol="0" rtlCol="0" fromWordArt="0" anchor="t" anchorCtr="0" forceAA="0" upright="0" compatLnSpc="1">
+                    <wps:bodyPr rot="0" spcFirstLastPara="0" vertOverflow="overflow" horzOverflow="overflow" vert="horz" wrap="none" lIns="0" tIns="0" rIns="0" bIns="0" numCol="1" spcCol="0" rtlCol="0" fromWordArt="0" anchor="t" anchorCtr="0" forceAA="0" compatLnSpc="1">
                       <a:spAutoFit/>
                     </wps:bodyPr>
                   </wps:wsp>
@@ -1195,7 +1127,7 @@
             </wp:anchor>
           </w:drawing>
         </mc:Choice>
-        <mc:Fallback>
+        <mc:Fallback xmlns:wpsCustomData="http://www.wps.cn/officeDocument/2013/wpsCustomData">
           <w:pict>
             <v:shape id="_x0000_s1026" o:spid="_x0000_s1026" o:spt="202" type="#_x0000_t202" style="position:absolute;left:0pt;margin-top:0pt;height:144pt;width:144pt;mso-position-horizontal:center;mso-position-horizontal-relative:margin;mso-wrap-style:none;z-index:251659264;mso-width-relative:page;mso-height-relative:page;" filled="f" stroked="f" coordsize="21600,21600" o:gfxdata="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">
               <v:fill on="f" focussize="0,0"/>
@@ -1267,19 +1199,19 @@
 </file>
 
 <file path=word/footer2.xml><?xml version="1.0" encoding="utf-8"?>
-<w:ftr xmlns:wpc="http://schemas.microsoft.com/office/word/2010/wordprocessingCanvas" xmlns:mc="http://schemas.openxmlformats.org/markup-compatibility/2006" xmlns:o="urn:schemas-microsoft-com:office:office" xmlns:r="http://schemas.openxmlformats.org/officeDocument/2006/relationships" xmlns:m="http://schemas.openxmlformats.org/officeDocument/2006/math" xmlns:v="urn:schemas-microsoft-com:vml" xmlns:wp14="http://schemas.microsoft.com/office/word/2010/wordprocessingDrawing" xmlns:wp="http://schemas.openxmlformats.org/drawingml/2006/wordprocessingDrawing" xmlns:w10="urn:schemas-microsoft-com:office:word" xmlns:w="http://schemas.openxmlformats.org/wordprocessingml/2006/main" xmlns:w14="http://schemas.microsoft.com/office/word/2010/wordml" xmlns:w15="http://schemas.microsoft.com/office/word/2012/wordml" xmlns:wpg="http://schemas.microsoft.com/office/word/2010/wordprocessingGroup" xmlns:wpi="http://schemas.microsoft.com/office/word/2010/wordprocessingInk" xmlns:wne="http://schemas.microsoft.com/office/word/2006/wordml" xmlns:wps="http://schemas.microsoft.com/office/word/2010/wordprocessingShape" xmlns:wpsCustomData="http://www.wps.cn/officeDocument/2013/wpsCustomData" mc:Ignorable="w14 w15 wp14">
+<w:ftr xmlns:wpc="http://schemas.microsoft.com/office/word/2010/wordprocessingCanvas" xmlns:cx="http://schemas.microsoft.com/office/drawing/2014/chartex" xmlns:cx1="http://schemas.microsoft.com/office/drawing/2015/9/8/chartex" xmlns:cx2="http://schemas.microsoft.com/office/drawing/2015/10/21/chartex" xmlns:cx3="http://schemas.microsoft.com/office/drawing/2016/5/9/chartex" xmlns:cx4="http://schemas.microsoft.com/office/drawing/2016/5/10/chartex" xmlns:cx5="http://schemas.microsoft.com/office/drawing/2016/5/11/chartex" xmlns:cx6="http://schemas.microsoft.com/office/drawing/2016/5/12/chartex" xmlns:cx7="http://schemas.microsoft.com/office/drawing/2016/5/13/chartex" xmlns:cx8="http://schemas.microsoft.com/office/drawing/2016/5/14/chartex" xmlns:mc="http://schemas.openxmlformats.org/markup-compatibility/2006" xmlns:aink="http://schemas.microsoft.com/office/drawing/2016/ink" xmlns:am3d="http://schemas.microsoft.com/office/drawing/2017/model3d" xmlns:o="urn:schemas-microsoft-com:office:office" xmlns:oel="http://schemas.microsoft.com/office/2019/extlst" xmlns:r="http://schemas.openxmlformats.org/officeDocument/2006/relationships" xmlns:m="http://schemas.openxmlformats.org/officeDocument/2006/math" xmlns:v="urn:schemas-microsoft-com:vml" xmlns:wp14="http://schemas.microsoft.com/office/word/2010/wordprocessingDrawing" xmlns:wp="http://schemas.openxmlformats.org/drawingml/2006/wordprocessingDrawing" xmlns:w10="urn:schemas-microsoft-com:office:word" xmlns:w="http://schemas.openxmlformats.org/wordprocessingml/2006/main" xmlns:w14="http://schemas.microsoft.com/office/word/2010/wordml" xmlns:w15="http://schemas.microsoft.com/office/word/2012/wordml" xmlns:w16cex="http://schemas.microsoft.com/office/word/2018/wordml/cex" xmlns:w16cid="http://schemas.microsoft.com/office/word/2016/wordml/cid" xmlns:w16="http://schemas.microsoft.com/office/word/2018/wordml" xmlns:w16du="http://schemas.microsoft.com/office/word/2023/wordml/word16du" xmlns:w16sdtdh="http://schemas.microsoft.com/office/word/2020/wordml/sdtdatahash" xmlns:w16sdtfl="http://schemas.microsoft.com/office/word/2024/wordml/sdtformatlock" xmlns:w16se="http://schemas.microsoft.com/office/word/2015/wordml/symex" xmlns:wpg="http://schemas.microsoft.com/office/word/2010/wordprocessingGroup" xmlns:wpi="http://schemas.microsoft.com/office/word/2010/wordprocessingInk" xmlns:wne="http://schemas.microsoft.com/office/word/2006/wordml" xmlns:wps="http://schemas.microsoft.com/office/word/2010/wordprocessingShape" mc:Ignorable="w14 w15 w16se w16cid w16 w16cex w16sdtdh w16sdtfl w16du wp14">
   <w:p>
     <w:pPr>
-      <w:pStyle w:val="7"/>
+      <w:pStyle w:val="a5"/>
     </w:pPr>
     <w:r>
       <w:rPr>
-        <w:sz w:val="18"/>
+        <w:noProof/>
       </w:rPr>
       <mc:AlternateContent>
         <mc:Choice Requires="wps">
           <w:drawing>
-            <wp:anchor distT="0" distB="0" distL="114300" distR="114300" simplePos="0" relativeHeight="251660288" behindDoc="0" locked="0" layoutInCell="1" allowOverlap="1">
+            <wp:anchor distT="0" distB="0" distL="114300" distR="114300" simplePos="0" relativeHeight="251660288" behindDoc="0" locked="0" layoutInCell="1" allowOverlap="1" wp14:anchorId="767104F7" wp14:editId="68D8815F">
               <wp:simplePos x="0" y="0"/>
               <wp:positionH relativeFrom="margin">
                 <wp:align>center</wp:align>
@@ -1327,58 +1259,48 @@
                       <w:txbxContent>
                         <w:p>
                           <w:pPr>
-                            <w:pStyle w:val="7"/>
-                            <w:rPr>
-                              <w:rFonts w:hint="eastAsia" w:eastAsia="宋体"/>
-                              <w:lang w:eastAsia="zh-CN"/>
-                            </w:rPr>
+                            <w:pStyle w:val="a5"/>
                           </w:pPr>
                           <w:r>
                             <w:rPr>
                               <w:rFonts w:hint="eastAsia"/>
-                              <w:lang w:val="en-US" w:eastAsia="zh-CN"/>
                             </w:rPr>
                             <w:t>C</w:t>
                           </w:r>
                           <w:r>
                             <w:rPr>
                               <w:rFonts w:hint="eastAsia"/>
-                              <w:lang w:eastAsia="zh-CN"/>
                             </w:rPr>
                             <w:fldChar w:fldCharType="begin"/>
                           </w:r>
                           <w:r>
                             <w:rPr>
                               <w:rFonts w:hint="eastAsia"/>
-                              <w:lang w:eastAsia="zh-CN"/>
                             </w:rPr>
                             <w:instrText xml:space="preserve"> PAGE  \* MERGEFORMAT </w:instrText>
                           </w:r>
                           <w:r>
                             <w:rPr>
                               <w:rFonts w:hint="eastAsia"/>
-                              <w:lang w:eastAsia="zh-CN"/>
                             </w:rPr>
                             <w:fldChar w:fldCharType="separate"/>
                           </w:r>
                           <w:r>
                             <w:rPr>
                               <w:rFonts w:hint="eastAsia"/>
-                              <w:lang w:eastAsia="zh-CN"/>
                             </w:rPr>
                             <w:t>1</w:t>
                           </w:r>
                           <w:r>
                             <w:rPr>
                               <w:rFonts w:hint="eastAsia"/>
-                              <w:lang w:eastAsia="zh-CN"/>
                             </w:rPr>
                             <w:fldChar w:fldCharType="end"/>
                           </w:r>
                         </w:p>
                       </w:txbxContent>
                     </wps:txbx>
-                    <wps:bodyPr rot="0" spcFirstLastPara="0" vertOverflow="overflow" horzOverflow="overflow" vert="horz" wrap="none" lIns="0" tIns="0" rIns="0" bIns="0" numCol="1" spcCol="0" rtlCol="0" fromWordArt="0" anchor="t" anchorCtr="0" forceAA="0" upright="0" compatLnSpc="1">
+                    <wps:bodyPr rot="0" spcFirstLastPara="0" vertOverflow="overflow" horzOverflow="overflow" vert="horz" wrap="none" lIns="0" tIns="0" rIns="0" bIns="0" numCol="1" spcCol="0" rtlCol="0" fromWordArt="0" anchor="t" anchorCtr="0" forceAA="0" compatLnSpc="1">
                       <a:spAutoFit/>
                     </wps:bodyPr>
                   </wps:wsp>
@@ -1387,7 +1309,7 @@
             </wp:anchor>
           </w:drawing>
         </mc:Choice>
-        <mc:Fallback>
+        <mc:Fallback xmlns:wpsCustomData="http://www.wps.cn/officeDocument/2013/wpsCustomData">
           <w:pict>
             <v:shape id="_x0000_s1026" o:spid="_x0000_s1026" o:spt="202" type="#_x0000_t202" style="position:absolute;left:0pt;margin-top:0pt;height:144pt;width:144pt;mso-position-horizontal:center;mso-position-horizontal-relative:margin;mso-wrap-style:none;z-index:251660288;mso-width-relative:page;mso-height-relative:page;" filled="f" stroked="f" coordsize="21600,21600" o:gfxdata="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">
               <v:fill on="f" focussize="0,0"/>
@@ -1459,19 +1381,19 @@
 </file>
 
 <file path=word/footer3.xml><?xml version="1.0" encoding="utf-8"?>
-<w:ftr xmlns:wpc="http://schemas.microsoft.com/office/word/2010/wordprocessingCanvas" xmlns:mc="http://schemas.openxmlformats.org/markup-compatibility/2006" xmlns:o="urn:schemas-microsoft-com:office:office" xmlns:r="http://schemas.openxmlformats.org/officeDocument/2006/relationships" xmlns:m="http://schemas.openxmlformats.org/officeDocument/2006/math" xmlns:v="urn:schemas-microsoft-com:vml" xmlns:wp14="http://schemas.microsoft.com/office/word/2010/wordprocessingDrawing" xmlns:wp="http://schemas.openxmlformats.org/drawingml/2006/wordprocessingDrawing" xmlns:w10="urn:schemas-microsoft-com:office:word" xmlns:w="http://schemas.openxmlformats.org/wordprocessingml/2006/main" xmlns:w14="http://schemas.microsoft.com/office/word/2010/wordml" xmlns:w15="http://schemas.microsoft.com/office/word/2012/wordml" xmlns:wpg="http://schemas.microsoft.com/office/word/2010/wordprocessingGroup" xmlns:wpi="http://schemas.microsoft.com/office/word/2010/wordprocessingInk" xmlns:wne="http://schemas.microsoft.com/office/word/2006/wordml" xmlns:wps="http://schemas.microsoft.com/office/word/2010/wordprocessingShape" xmlns:wpsCustomData="http://www.wps.cn/officeDocument/2013/wpsCustomData" mc:Ignorable="w14 w15 wp14">
+<w:ftr xmlns:wpc="http://schemas.microsoft.com/office/word/2010/wordprocessingCanvas" xmlns:cx="http://schemas.microsoft.com/office/drawing/2014/chartex" xmlns:cx1="http://schemas.microsoft.com/office/drawing/2015/9/8/chartex" xmlns:cx2="http://schemas.microsoft.com/office/drawing/2015/10/21/chartex" xmlns:cx3="http://schemas.microsoft.com/office/drawing/2016/5/9/chartex" xmlns:cx4="http://schemas.microsoft.com/office/drawing/2016/5/10/chartex" xmlns:cx5="http://schemas.microsoft.com/office/drawing/2016/5/11/chartex" xmlns:cx6="http://schemas.microsoft.com/office/drawing/2016/5/12/chartex" xmlns:cx7="http://schemas.microsoft.com/office/drawing/2016/5/13/chartex" xmlns:cx8="http://schemas.microsoft.com/office/drawing/2016/5/14/chartex" xmlns:mc="http://schemas.openxmlformats.org/markup-compatibility/2006" xmlns:aink="http://schemas.microsoft.com/office/drawing/2016/ink" xmlns:am3d="http://schemas.microsoft.com/office/drawing/2017/model3d" xmlns:o="urn:schemas-microsoft-com:office:office" xmlns:oel="http://schemas.microsoft.com/office/2019/extlst" xmlns:r="http://schemas.openxmlformats.org/officeDocument/2006/relationships" xmlns:m="http://schemas.openxmlformats.org/officeDocument/2006/math" xmlns:v="urn:schemas-microsoft-com:vml" xmlns:wp14="http://schemas.microsoft.com/office/word/2010/wordprocessingDrawing" xmlns:wp="http://schemas.openxmlformats.org/drawingml/2006/wordprocessingDrawing" xmlns:w10="urn:schemas-microsoft-com:office:word" xmlns:w="http://schemas.openxmlformats.org/wordprocessingml/2006/main" xmlns:w14="http://schemas.microsoft.com/office/word/2010/wordml" xmlns:w15="http://schemas.microsoft.com/office/word/2012/wordml" xmlns:w16cex="http://schemas.microsoft.com/office/word/2018/wordml/cex" xmlns:w16cid="http://schemas.microsoft.com/office/word/2016/wordml/cid" xmlns:w16="http://schemas.microsoft.com/office/word/2018/wordml" xmlns:w16du="http://schemas.microsoft.com/office/word/2023/wordml/word16du" xmlns:w16sdtdh="http://schemas.microsoft.com/office/word/2020/wordml/sdtdatahash" xmlns:w16sdtfl="http://schemas.microsoft.com/office/word/2024/wordml/sdtformatlock" xmlns:w16se="http://schemas.microsoft.com/office/word/2015/wordml/symex" xmlns:wpg="http://schemas.microsoft.com/office/word/2010/wordprocessingGroup" xmlns:wpi="http://schemas.microsoft.com/office/word/2010/wordprocessingInk" xmlns:wne="http://schemas.microsoft.com/office/word/2006/wordml" xmlns:wps="http://schemas.microsoft.com/office/word/2010/wordprocessingShape" mc:Ignorable="w14 w15 w16se w16cid w16 w16cex w16sdtdh w16sdtfl w16du wp14">
   <w:p>
     <w:pPr>
-      <w:pStyle w:val="7"/>
+      <w:pStyle w:val="a5"/>
     </w:pPr>
     <w:r>
       <w:rPr>
-        <w:sz w:val="18"/>
+        <w:noProof/>
       </w:rPr>
       <mc:AlternateContent>
         <mc:Choice Requires="wps">
           <w:drawing>
-            <wp:anchor distT="0" distB="0" distL="114300" distR="114300" simplePos="0" relativeHeight="251661312" behindDoc="0" locked="0" layoutInCell="1" allowOverlap="1">
+            <wp:anchor distT="0" distB="0" distL="114300" distR="114300" simplePos="0" relativeHeight="251661312" behindDoc="0" locked="0" layoutInCell="1" allowOverlap="1" wp14:anchorId="54E80D46" wp14:editId="6552289E">
               <wp:simplePos x="0" y="0"/>
               <wp:positionH relativeFrom="margin">
                 <wp:align>center</wp:align>
@@ -1519,58 +1441,48 @@
                       <w:txbxContent>
                         <w:p>
                           <w:pPr>
-                            <w:pStyle w:val="7"/>
-                            <w:rPr>
-                              <w:rFonts w:hint="eastAsia" w:eastAsia="宋体"/>
-                              <w:lang w:eastAsia="zh-CN"/>
-                            </w:rPr>
+                            <w:pStyle w:val="a5"/>
                           </w:pPr>
                           <w:r>
                             <w:rPr>
                               <w:rFonts w:hint="eastAsia"/>
-                              <w:lang w:val="en-US" w:eastAsia="zh-CN"/>
                             </w:rPr>
                             <w:t>D</w:t>
                           </w:r>
                           <w:r>
                             <w:rPr>
                               <w:rFonts w:hint="eastAsia"/>
-                              <w:lang w:eastAsia="zh-CN"/>
                             </w:rPr>
                             <w:fldChar w:fldCharType="begin"/>
                           </w:r>
                           <w:r>
                             <w:rPr>
                               <w:rFonts w:hint="eastAsia"/>
-                              <w:lang w:eastAsia="zh-CN"/>
                             </w:rPr>
                             <w:instrText xml:space="preserve"> PAGE  \* MERGEFORMAT </w:instrText>
                           </w:r>
                           <w:r>
                             <w:rPr>
                               <w:rFonts w:hint="eastAsia"/>
-                              <w:lang w:eastAsia="zh-CN"/>
                             </w:rPr>
                             <w:fldChar w:fldCharType="separate"/>
                           </w:r>
                           <w:r>
                             <w:rPr>
                               <w:rFonts w:hint="eastAsia"/>
-                              <w:lang w:eastAsia="zh-CN"/>
                             </w:rPr>
                             <w:t>1</w:t>
                           </w:r>
                           <w:r>
                             <w:rPr>
                               <w:rFonts w:hint="eastAsia"/>
-                              <w:lang w:eastAsia="zh-CN"/>
                             </w:rPr>
                             <w:fldChar w:fldCharType="end"/>
                           </w:r>
                         </w:p>
                       </w:txbxContent>
                     </wps:txbx>
-                    <wps:bodyPr rot="0" spcFirstLastPara="0" vertOverflow="overflow" horzOverflow="overflow" vert="horz" wrap="none" lIns="0" tIns="0" rIns="0" bIns="0" numCol="1" spcCol="0" rtlCol="0" fromWordArt="0" anchor="t" anchorCtr="0" forceAA="0" upright="0" compatLnSpc="1">
+                    <wps:bodyPr rot="0" spcFirstLastPara="0" vertOverflow="overflow" horzOverflow="overflow" vert="horz" wrap="none" lIns="0" tIns="0" rIns="0" bIns="0" numCol="1" spcCol="0" rtlCol="0" fromWordArt="0" anchor="t" anchorCtr="0" forceAA="0" compatLnSpc="1">
                       <a:spAutoFit/>
                     </wps:bodyPr>
                   </wps:wsp>
@@ -1579,7 +1491,7 @@
             </wp:anchor>
           </w:drawing>
         </mc:Choice>
-        <mc:Fallback>
+        <mc:Fallback xmlns:wpsCustomData="http://www.wps.cn/officeDocument/2013/wpsCustomData">
           <w:pict>
             <v:shape id="_x0000_s1026" o:spid="_x0000_s1026" o:spt="202" type="#_x0000_t202" style="position:absolute;left:0pt;margin-top:0pt;height:144pt;width:144pt;mso-position-horizontal:center;mso-position-horizontal-relative:margin;mso-wrap-style:none;z-index:251661312;mso-width-relative:page;mso-height-relative:page;" filled="f" stroked="f" coordsize="21600,21600" o:gfxdata="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">
               <v:fill on="f" focussize="0,0"/>
@@ -1650,290 +1562,433 @@
 </w:ftr>
 </file>
 
+<file path=word/footnotes.xml><?xml version="1.0" encoding="utf-8"?>
+<w:footnotes xmlns:wpc="http://schemas.microsoft.com/office/word/2010/wordprocessingCanvas" xmlns:cx="http://schemas.microsoft.com/office/drawing/2014/chartex" xmlns:cx1="http://schemas.microsoft.com/office/drawing/2015/9/8/chartex" xmlns:cx2="http://schemas.microsoft.com/office/drawing/2015/10/21/chartex" xmlns:cx3="http://schemas.microsoft.com/office/drawing/2016/5/9/chartex" xmlns:cx4="http://schemas.microsoft.com/office/drawing/2016/5/10/chartex" xmlns:cx5="http://schemas.microsoft.com/office/drawing/2016/5/11/chartex" xmlns:cx6="http://schemas.microsoft.com/office/drawing/2016/5/12/chartex" xmlns:cx7="http://schemas.microsoft.com/office/drawing/2016/5/13/chartex" xmlns:cx8="http://schemas.microsoft.com/office/drawing/2016/5/14/chartex" xmlns:mc="http://schemas.openxmlformats.org/markup-compatibility/2006" xmlns:aink="http://schemas.microsoft.com/office/drawing/2016/ink" xmlns:am3d="http://schemas.microsoft.com/office/drawing/2017/model3d" xmlns:o="urn:schemas-microsoft-com:office:office" xmlns:oel="http://schemas.microsoft.com/office/2019/extlst" xmlns:r="http://schemas.openxmlformats.org/officeDocument/2006/relationships" xmlns:m="http://schemas.openxmlformats.org/officeDocument/2006/math" xmlns:v="urn:schemas-microsoft-com:vml" xmlns:wp14="http://schemas.microsoft.com/office/word/2010/wordprocessingDrawing" xmlns:wp="http://schemas.openxmlformats.org/drawingml/2006/wordprocessingDrawing" xmlns:w10="urn:schemas-microsoft-com:office:word" xmlns:w="http://schemas.openxmlformats.org/wordprocessingml/2006/main" xmlns:w14="http://schemas.microsoft.com/office/word/2010/wordml" xmlns:w15="http://schemas.microsoft.com/office/word/2012/wordml" xmlns:w16cex="http://schemas.microsoft.com/office/word/2018/wordml/cex" xmlns:w16cid="http://schemas.microsoft.com/office/word/2016/wordml/cid" xmlns:w16="http://schemas.microsoft.com/office/word/2018/wordml" xmlns:w16du="http://schemas.microsoft.com/office/word/2023/wordml/word16du" xmlns:w16sdtdh="http://schemas.microsoft.com/office/word/2020/wordml/sdtdatahash" xmlns:w16sdtfl="http://schemas.microsoft.com/office/word/2024/wordml/sdtformatlock" xmlns:w16se="http://schemas.microsoft.com/office/word/2015/wordml/symex" xmlns:wpg="http://schemas.microsoft.com/office/word/2010/wordprocessingGroup" xmlns:wpi="http://schemas.microsoft.com/office/word/2010/wordprocessingInk" xmlns:wne="http://schemas.microsoft.com/office/word/2006/wordml" xmlns:wps="http://schemas.microsoft.com/office/word/2010/wordprocessingShape" mc:Ignorable="w14 w15 w16se w16cid w16 w16cex w16sdtdh w16sdtfl w16du wp14">
+  <w:footnote w:type="separator" w:id="-1">
+    <w:p>
+      <w:r>
+        <w:separator/>
+      </w:r>
+    </w:p>
+  </w:footnote>
+  <w:footnote w:type="continuationSeparator" w:id="0">
+    <w:p>
+      <w:r>
+        <w:continuationSeparator/>
+      </w:r>
+    </w:p>
+  </w:footnote>
+</w:footnotes>
+</file>
+
 <file path=word/styles.xml><?xml version="1.0" encoding="utf-8"?>
-<w:styles xmlns:mc="http://schemas.openxmlformats.org/markup-compatibility/2006" xmlns:o="urn:schemas-microsoft-com:office:office" xmlns:r="http://schemas.openxmlformats.org/officeDocument/2006/relationships" xmlns:m="http://schemas.openxmlformats.org/officeDocument/2006/math" xmlns:v="urn:schemas-microsoft-com:vml" xmlns:w="http://schemas.openxmlformats.org/wordprocessingml/2006/main" xmlns:w14="http://schemas.microsoft.com/office/word/2010/wordml" xmlns:w10="urn:schemas-microsoft-com:office:word" xmlns:sl="http://schemas.openxmlformats.org/schemaLibrary/2006/main" xmlns:wpsCustomData="http://www.wps.cn/officeDocument/2013/wpsCustomData" mc:Ignorable="w14">
+<w:styles xmlns:mc="http://schemas.openxmlformats.org/markup-compatibility/2006" xmlns:r="http://schemas.openxmlformats.org/officeDocument/2006/relationships" xmlns:w="http://schemas.openxmlformats.org/wordprocessingml/2006/main" xmlns:w14="http://schemas.microsoft.com/office/word/2010/wordml" xmlns:w15="http://schemas.microsoft.com/office/word/2012/wordml" xmlns:w16cex="http://schemas.microsoft.com/office/word/2018/wordml/cex" xmlns:w16cid="http://schemas.microsoft.com/office/word/2016/wordml/cid" xmlns:w16="http://schemas.microsoft.com/office/word/2018/wordml" xmlns:w16du="http://schemas.microsoft.com/office/word/2023/wordml/word16du" xmlns:w16sdtdh="http://schemas.microsoft.com/office/word/2020/wordml/sdtdatahash" xmlns:w16sdtfl="http://schemas.microsoft.com/office/word/2024/wordml/sdtformatlock" xmlns:w16se="http://schemas.microsoft.com/office/word/2015/wordml/symex" mc:Ignorable="w14 w15 w16se w16cid w16 w16cex w16sdtdh w16sdtfl w16du">
   <w:docDefaults>
     <w:rPrDefault>
       <w:rPr>
-        <w:rFonts w:ascii="Times New Roman" w:hAnsi="Times New Roman" w:eastAsia="宋体" w:cs="Times New Roman"/>
+        <w:rFonts w:ascii="Times New Roman" w:eastAsia="宋体" w:hAnsi="Times New Roman" w:cs="Times New Roman"/>
+        <w:lang w:val="en-US" w:eastAsia="zh-CN" w:bidi="ar-SA"/>
       </w:rPr>
     </w:rPrDefault>
     <w:pPrDefault/>
   </w:docDefaults>
-  <w:latentStyles w:count="260" w:defQFormat="0" w:defUnhideWhenUsed="1" w:defSemiHidden="1" w:defUIPriority="99" w:defLockedState="0">
-    <w:lsdException w:qFormat="1" w:unhideWhenUsed="0" w:uiPriority="0" w:semiHidden="0" w:name="Normal"/>
-    <w:lsdException w:qFormat="1" w:unhideWhenUsed="0" w:uiPriority="0" w:semiHidden="0" w:name="heading 1"/>
-    <w:lsdException w:qFormat="1" w:unhideWhenUsed="0" w:uiPriority="0" w:semiHidden="0" w:name="heading 2"/>
-    <w:lsdException w:qFormat="1" w:unhideWhenUsed="0" w:uiPriority="0" w:semiHidden="0" w:name="heading 3"/>
-    <w:lsdException w:qFormat="1" w:uiPriority="0" w:name="heading 4" w:locked="1"/>
-    <w:lsdException w:qFormat="1" w:uiPriority="0" w:name="heading 5" w:locked="1"/>
-    <w:lsdException w:qFormat="1" w:uiPriority="0" w:name="heading 6" w:locked="1"/>
-    <w:lsdException w:qFormat="1" w:uiPriority="0" w:name="heading 7" w:locked="1"/>
-    <w:lsdException w:qFormat="1" w:uiPriority="0" w:name="heading 8" w:locked="1"/>
-    <w:lsdException w:qFormat="1" w:uiPriority="0" w:name="heading 9" w:locked="1"/>
-    <w:lsdException w:uiPriority="99" w:name="index 1"/>
-    <w:lsdException w:uiPriority="99" w:name="index 2"/>
-    <w:lsdException w:uiPriority="99" w:name="index 3"/>
-    <w:lsdException w:uiPriority="99" w:name="index 4"/>
-    <w:lsdException w:uiPriority="99" w:name="index 5"/>
-    <w:lsdException w:uiPriority="99" w:name="index 6"/>
-    <w:lsdException w:uiPriority="99" w:name="index 7"/>
-    <w:lsdException w:uiPriority="99" w:name="index 8"/>
-    <w:lsdException w:uiPriority="99" w:name="index 9"/>
-    <w:lsdException w:uiPriority="39" w:name="toc 1"/>
-    <w:lsdException w:uiPriority="39" w:name="toc 2"/>
-    <w:lsdException w:uiPriority="39" w:name="toc 3"/>
-    <w:lsdException w:uiPriority="39" w:name="toc 4"/>
-    <w:lsdException w:uiPriority="39" w:name="toc 5"/>
-    <w:lsdException w:uiPriority="39" w:name="toc 6"/>
-    <w:lsdException w:uiPriority="39" w:name="toc 7"/>
-    <w:lsdException w:uiPriority="39" w:name="toc 8"/>
-    <w:lsdException w:uiPriority="39" w:name="toc 9"/>
-    <w:lsdException w:uiPriority="99" w:name="Normal Indent"/>
-    <w:lsdException w:uiPriority="99" w:name="footnote text"/>
-    <w:lsdException w:uiPriority="99" w:name="annotation text"/>
-    <w:lsdException w:qFormat="1" w:uiPriority="99" w:semiHidden="0" w:name="header"/>
-    <w:lsdException w:qFormat="1" w:uiPriority="99" w:semiHidden="0" w:name="footer"/>
-    <w:lsdException w:uiPriority="99" w:name="index heading"/>
-    <w:lsdException w:qFormat="1" w:uiPriority="0" w:name="caption" w:locked="1"/>
-    <w:lsdException w:uiPriority="99" w:name="table of figures"/>
-    <w:lsdException w:uiPriority="99" w:name="envelope address"/>
-    <w:lsdException w:uiPriority="99" w:name="envelope return"/>
-    <w:lsdException w:uiPriority="99" w:name="footnote reference"/>
-    <w:lsdException w:uiPriority="99" w:name="annotation reference"/>
-    <w:lsdException w:uiPriority="99" w:name="line number"/>
-    <w:lsdException w:qFormat="1" w:unhideWhenUsed="0" w:uiPriority="0" w:semiHidden="0" w:name="page number"/>
-    <w:lsdException w:uiPriority="99" w:name="endnote reference"/>
-    <w:lsdException w:uiPriority="99" w:name="endnote text"/>
-    <w:lsdException w:uiPriority="99" w:name="table of authorities"/>
-    <w:lsdException w:uiPriority="99" w:name="macro"/>
-    <w:lsdException w:uiPriority="99" w:name="toa heading"/>
-    <w:lsdException w:uiPriority="99" w:name="List"/>
-    <w:lsdException w:uiPriority="99" w:name="List Bullet"/>
-    <w:lsdException w:uiPriority="99" w:name="List Number"/>
-    <w:lsdException w:uiPriority="99" w:name="List 2"/>
-    <w:lsdException w:uiPriority="99" w:name="List 3"/>
-    <w:lsdException w:uiPriority="99" w:name="List 4"/>
-    <w:lsdException w:uiPriority="99" w:name="List 5"/>
-    <w:lsdException w:uiPriority="99" w:name="List Bullet 2"/>
-    <w:lsdException w:uiPriority="99" w:name="List Bullet 3"/>
-    <w:lsdException w:uiPriority="99" w:name="List Bullet 4"/>
-    <w:lsdException w:uiPriority="99" w:name="List Bullet 5"/>
-    <w:lsdException w:uiPriority="99" w:name="List Number 2"/>
-    <w:lsdException w:uiPriority="99" w:name="List Number 3"/>
-    <w:lsdException w:uiPriority="99" w:name="List Number 4"/>
-    <w:lsdException w:uiPriority="99" w:name="List Number 5"/>
-    <w:lsdException w:qFormat="1" w:unhideWhenUsed="0" w:uiPriority="0" w:semiHidden="0" w:name="Title"/>
-    <w:lsdException w:uiPriority="99" w:name="Closing"/>
-    <w:lsdException w:uiPriority="99" w:name="Signature"/>
-    <w:lsdException w:qFormat="1" w:uiPriority="1" w:name="Default Paragraph Font"/>
-    <w:lsdException w:uiPriority="99" w:name="Body Text"/>
-    <w:lsdException w:uiPriority="99" w:name="Body Text Indent"/>
-    <w:lsdException w:uiPriority="99" w:name="List Continue"/>
-    <w:lsdException w:uiPriority="99" w:name="List Continue 2"/>
-    <w:lsdException w:uiPriority="99" w:name="List Continue 3"/>
-    <w:lsdException w:uiPriority="99" w:name="List Continue 4"/>
-    <w:lsdException w:uiPriority="99" w:name="List Continue 5"/>
-    <w:lsdException w:uiPriority="99" w:name="Message Header"/>
-    <w:lsdException w:qFormat="1" w:unhideWhenUsed="0" w:uiPriority="0" w:semiHidden="0" w:name="Subtitle" w:locked="1"/>
-    <w:lsdException w:uiPriority="99" w:name="Salutation"/>
-    <w:lsdException w:uiPriority="99" w:name="Date"/>
-    <w:lsdException w:uiPriority="99" w:name="Body Text First Indent"/>
-    <w:lsdException w:uiPriority="99" w:name="Body Text First Indent 2"/>
-    <w:lsdException w:uiPriority="99" w:name="Note Heading"/>
-    <w:lsdException w:uiPriority="99" w:name="Body Text 2"/>
-    <w:lsdException w:uiPriority="99" w:name="Body Text 3"/>
-    <w:lsdException w:qFormat="1" w:unhideWhenUsed="0" w:uiPriority="0" w:semiHidden="0" w:name="Body Text Indent 2"/>
-    <w:lsdException w:qFormat="1" w:unhideWhenUsed="0" w:uiPriority="0" w:semiHidden="0" w:name="Body Text Indent 3"/>
-    <w:lsdException w:uiPriority="99" w:name="Block Text"/>
-    <w:lsdException w:uiPriority="99" w:name="Hyperlink"/>
-    <w:lsdException w:uiPriority="99" w:name="FollowedHyperlink"/>
-    <w:lsdException w:qFormat="1" w:unhideWhenUsed="0" w:uiPriority="0" w:semiHidden="0" w:name="Strong"/>
-    <w:lsdException w:qFormat="1" w:unhideWhenUsed="0" w:uiPriority="0" w:semiHidden="0" w:name="Emphasis" w:locked="1"/>
-    <w:lsdException w:uiPriority="99" w:name="Document Map"/>
-    <w:lsdException w:uiPriority="99" w:name="Plain Text"/>
-    <w:lsdException w:uiPriority="99" w:name="E-mail Signature"/>
-    <w:lsdException w:uiPriority="99" w:name="Normal (Web)"/>
-    <w:lsdException w:uiPriority="99" w:name="HTML Acronym"/>
-    <w:lsdException w:uiPriority="99" w:name="HTML Address"/>
-    <w:lsdException w:uiPriority="99" w:name="HTML Cite"/>
-    <w:lsdException w:uiPriority="99" w:name="HTML Code"/>
-    <w:lsdException w:uiPriority="99" w:name="HTML Definition"/>
-    <w:lsdException w:uiPriority="99" w:name="HTML Keyboard"/>
-    <w:lsdException w:uiPriority="99" w:name="HTML Preformatted"/>
-    <w:lsdException w:uiPriority="99" w:name="HTML Sample"/>
-    <w:lsdException w:uiPriority="99" w:name="HTML Typewriter"/>
-    <w:lsdException w:uiPriority="99" w:name="HTML Variable"/>
-    <w:lsdException w:qFormat="1" w:uiPriority="99" w:name="Normal Table"/>
-    <w:lsdException w:uiPriority="99" w:name="annotation subject"/>
-    <w:lsdException w:uiPriority="99" w:name="Table Simple 1"/>
-    <w:lsdException w:uiPriority="99" w:name="Table Simple 2"/>
-    <w:lsdException w:uiPriority="99" w:name="Table Simple 3"/>
-    <w:lsdException w:uiPriority="99" w:name="Table Classic 1"/>
-    <w:lsdException w:uiPriority="99" w:name="Table Classic 2"/>
-    <w:lsdException w:uiPriority="99" w:name="Table Classic 3"/>
-    <w:lsdException w:uiPriority="99" w:name="Table Classic 4"/>
-    <w:lsdException w:uiPriority="99" w:name="Table Colorful 1"/>
-    <w:lsdException w:uiPriority="99" w:name="Table Colorful 2"/>
-    <w:lsdException w:uiPriority="99" w:name="Table Colorful 3"/>
-    <w:lsdException w:uiPriority="99" w:name="Table Columns 1"/>
-    <w:lsdException w:uiPriority="99" w:name="Table Columns 2"/>
-    <w:lsdException w:uiPriority="99" w:name="Table Columns 3"/>
-    <w:lsdException w:uiPriority="99" w:name="Table Columns 4"/>
-    <w:lsdException w:uiPriority="99" w:name="Table Columns 5"/>
-    <w:lsdException w:uiPriority="99" w:name="Table Grid 1"/>
-    <w:lsdException w:uiPriority="99" w:name="Table Grid 2"/>
-    <w:lsdException w:uiPriority="99" w:name="Table Grid 3"/>
-    <w:lsdException w:uiPriority="99" w:name="Table Grid 4"/>
-    <w:lsdException w:uiPriority="99" w:name="Table Grid 5"/>
-    <w:lsdException w:uiPriority="99" w:name="Table Grid 6"/>
-    <w:lsdException w:uiPriority="99" w:name="Table Grid 7"/>
-    <w:lsdException w:uiPriority="99" w:name="Table Grid 8"/>
-    <w:lsdException w:uiPriority="99" w:name="Table List 1"/>
-    <w:lsdException w:uiPriority="99" w:name="Table List 2"/>
-    <w:lsdException w:uiPriority="99" w:name="Table List 3"/>
-    <w:lsdException w:uiPriority="99" w:name="Table List 4"/>
-    <w:lsdException w:uiPriority="99" w:name="Table List 5"/>
-    <w:lsdException w:uiPriority="99" w:name="Table List 6"/>
-    <w:lsdException w:uiPriority="99" w:name="Table List 7"/>
-    <w:lsdException w:uiPriority="99" w:name="Table List 8"/>
-    <w:lsdException w:uiPriority="99" w:name="Table 3D effects 1"/>
-    <w:lsdException w:uiPriority="99" w:name="Table 3D effects 2"/>
-    <w:lsdException w:uiPriority="99" w:name="Table 3D effects 3"/>
-    <w:lsdException w:uiPriority="99" w:name="Table Contemporary"/>
-    <w:lsdException w:uiPriority="99" w:name="Table Elegant"/>
-    <w:lsdException w:uiPriority="99" w:name="Table Professional"/>
-    <w:lsdException w:uiPriority="99" w:name="Table Subtle 1"/>
-    <w:lsdException w:uiPriority="99" w:name="Table Subtle 2"/>
-    <w:lsdException w:uiPriority="99" w:name="Table Web 1"/>
-    <w:lsdException w:uiPriority="99" w:name="Table Web 2"/>
-    <w:lsdException w:uiPriority="99" w:name="Table Web 3"/>
-    <w:lsdException w:qFormat="1" w:uiPriority="99" w:name="Balloon Text"/>
-    <w:lsdException w:unhideWhenUsed="0" w:uiPriority="59" w:semiHidden="0" w:name="Table Grid"/>
-    <w:lsdException w:uiPriority="99" w:name="Table Theme"/>
-    <w:lsdException w:unhideWhenUsed="0" w:uiPriority="60" w:semiHidden="0" w:name="Light Shading"/>
-    <w:lsdException w:unhideWhenUsed="0" w:uiPriority="61" w:semiHidden="0" w:name="Light List"/>
-    <w:lsdException w:unhideWhenUsed="0" w:uiPriority="62" w:semiHidden="0" w:name="Light Grid"/>
-    <w:lsdException w:unhideWhenUsed="0" w:uiPriority="63" w:semiHidden="0" w:name="Medium Shading 1"/>
-    <w:lsdException w:unhideWhenUsed="0" w:uiPriority="64" w:semiHidden="0" w:name="Medium Shading 2"/>
-    <w:lsdException w:unhideWhenUsed="0" w:uiPriority="65" w:semiHidden="0" w:name="Medium List 1"/>
-    <w:lsdException w:unhideWhenUsed="0" w:uiPriority="66" w:semiHidden="0" w:name="Medium List 2"/>
-    <w:lsdException w:unhideWhenUsed="0" w:uiPriority="67" w:semiHidden="0" w:name="Medium Grid 1"/>
-    <w:lsdException w:unhideWhenUsed="0" w:uiPriority="68" w:semiHidden="0" w:name="Medium Grid 2"/>
-    <w:lsdException w:unhideWhenUsed="0" w:uiPriority="69" w:semiHidden="0" w:name="Medium Grid 3"/>
-    <w:lsdException w:unhideWhenUsed="0" w:uiPriority="70" w:semiHidden="0" w:name="Dark List"/>
-    <w:lsdException w:unhideWhenUsed="0" w:uiPriority="71" w:semiHidden="0" w:name="Colorful Shading"/>
-    <w:lsdException w:unhideWhenUsed="0" w:uiPriority="72" w:semiHidden="0" w:name="Colorful List"/>
-    <w:lsdException w:unhideWhenUsed="0" w:uiPriority="73" w:semiHidden="0" w:name="Colorful Grid"/>
-    <w:lsdException w:unhideWhenUsed="0" w:uiPriority="60" w:semiHidden="0" w:name="Light Shading Accent 1"/>
-    <w:lsdException w:unhideWhenUsed="0" w:uiPriority="61" w:semiHidden="0" w:name="Light List Accent 1"/>
-    <w:lsdException w:unhideWhenUsed="0" w:uiPriority="62" w:semiHidden="0" w:name="Light Grid Accent 1"/>
-    <w:lsdException w:unhideWhenUsed="0" w:uiPriority="63" w:semiHidden="0" w:name="Medium Shading 1 Accent 1"/>
-    <w:lsdException w:unhideWhenUsed="0" w:uiPriority="64" w:semiHidden="0" w:name="Medium Shading 2 Accent 1"/>
-    <w:lsdException w:unhideWhenUsed="0" w:uiPriority="65" w:semiHidden="0" w:name="Medium List 1 Accent 1"/>
-    <w:lsdException w:qFormat="1" w:unhideWhenUsed="0" w:uiPriority="99" w:semiHidden="0" w:name="List Paragraph"/>
-    <w:lsdException w:unhideWhenUsed="0" w:uiPriority="66" w:semiHidden="0" w:name="Medium List 2 Accent 1"/>
-    <w:lsdException w:unhideWhenUsed="0" w:uiPriority="67" w:semiHidden="0" w:name="Medium Grid 1 Accent 1"/>
-    <w:lsdException w:unhideWhenUsed="0" w:uiPriority="68" w:semiHidden="0" w:name="Medium Grid 2 Accent 1"/>
-    <w:lsdException w:unhideWhenUsed="0" w:uiPriority="69" w:semiHidden="0" w:name="Medium Grid 3 Accent 1"/>
-    <w:lsdException w:unhideWhenUsed="0" w:uiPriority="70" w:semiHidden="0" w:name="Dark List Accent 1"/>
-    <w:lsdException w:unhideWhenUsed="0" w:uiPriority="71" w:semiHidden="0" w:name="Colorful Shading Accent 1"/>
-    <w:lsdException w:unhideWhenUsed="0" w:uiPriority="72" w:semiHidden="0" w:name="Colorful List Accent 1"/>
-    <w:lsdException w:unhideWhenUsed="0" w:uiPriority="73" w:semiHidden="0" w:name="Colorful Grid Accent 1"/>
-    <w:lsdException w:unhideWhenUsed="0" w:uiPriority="60" w:semiHidden="0" w:name="Light Shading Accent 2"/>
-    <w:lsdException w:unhideWhenUsed="0" w:uiPriority="61" w:semiHidden="0" w:name="Light List Accent 2"/>
-    <w:lsdException w:unhideWhenUsed="0" w:uiPriority="62" w:semiHidden="0" w:name="Light Grid Accent 2"/>
-    <w:lsdException w:unhideWhenUsed="0" w:uiPriority="63" w:semiHidden="0" w:name="Medium Shading 1 Accent 2"/>
-    <w:lsdException w:unhideWhenUsed="0" w:uiPriority="64" w:semiHidden="0" w:name="Medium Shading 2 Accent 2"/>
-    <w:lsdException w:unhideWhenUsed="0" w:uiPriority="65" w:semiHidden="0" w:name="Medium List 1 Accent 2"/>
-    <w:lsdException w:unhideWhenUsed="0" w:uiPriority="66" w:semiHidden="0" w:name="Medium List 2 Accent 2"/>
-    <w:lsdException w:unhideWhenUsed="0" w:uiPriority="67" w:semiHidden="0" w:name="Medium Grid 1 Accent 2"/>
-    <w:lsdException w:unhideWhenUsed="0" w:uiPriority="68" w:semiHidden="0" w:name="Medium Grid 2 Accent 2"/>
-    <w:lsdException w:unhideWhenUsed="0" w:uiPriority="69" w:semiHidden="0" w:name="Medium Grid 3 Accent 2"/>
-    <w:lsdException w:unhideWhenUsed="0" w:uiPriority="70" w:semiHidden="0" w:name="Dark List Accent 2"/>
-    <w:lsdException w:unhideWhenUsed="0" w:uiPriority="71" w:semiHidden="0" w:name="Colorful Shading Accent 2"/>
-    <w:lsdException w:unhideWhenUsed="0" w:uiPriority="72" w:semiHidden="0" w:name="Colorful List Accent 2"/>
-    <w:lsdException w:unhideWhenUsed="0" w:uiPriority="73" w:semiHidden="0" w:name="Colorful Grid Accent 2"/>
-    <w:lsdException w:unhideWhenUsed="0" w:uiPriority="60" w:semiHidden="0" w:name="Light Shading Accent 3"/>
-    <w:lsdException w:unhideWhenUsed="0" w:uiPriority="61" w:semiHidden="0" w:name="Light List Accent 3"/>
-    <w:lsdException w:unhideWhenUsed="0" w:uiPriority="62" w:semiHidden="0" w:name="Light Grid Accent 3"/>
-    <w:lsdException w:unhideWhenUsed="0" w:uiPriority="63" w:semiHidden="0" w:name="Medium Shading 1 Accent 3"/>
-    <w:lsdException w:unhideWhenUsed="0" w:uiPriority="64" w:semiHidden="0" w:name="Medium Shading 2 Accent 3"/>
-    <w:lsdException w:unhideWhenUsed="0" w:uiPriority="65" w:semiHidden="0" w:name="Medium List 1 Accent 3"/>
-    <w:lsdException w:unhideWhenUsed="0" w:uiPriority="66" w:semiHidden="0" w:name="Medium List 2 Accent 3"/>
-    <w:lsdException w:unhideWhenUsed="0" w:uiPriority="67" w:semiHidden="0" w:name="Medium Grid 1 Accent 3"/>
-    <w:lsdException w:unhideWhenUsed="0" w:uiPriority="68" w:semiHidden="0" w:name="Medium Grid 2 Accent 3"/>
-    <w:lsdException w:unhideWhenUsed="0" w:uiPriority="69" w:semiHidden="0" w:name="Medium Grid 3 Accent 3"/>
-    <w:lsdException w:unhideWhenUsed="0" w:uiPriority="70" w:semiHidden="0" w:name="Dark List Accent 3"/>
-    <w:lsdException w:unhideWhenUsed="0" w:uiPriority="71" w:semiHidden="0" w:name="Colorful Shading Accent 3"/>
-    <w:lsdException w:unhideWhenUsed="0" w:uiPriority="72" w:semiHidden="0" w:name="Colorful List Accent 3"/>
-    <w:lsdException w:unhideWhenUsed="0" w:uiPriority="73" w:semiHidden="0" w:name="Colorful Grid Accent 3"/>
-    <w:lsdException w:unhideWhenUsed="0" w:uiPriority="60" w:semiHidden="0" w:name="Light Shading Accent 4"/>
-    <w:lsdException w:unhideWhenUsed="0" w:uiPriority="61" w:semiHidden="0" w:name="Light List Accent 4"/>
-    <w:lsdException w:unhideWhenUsed="0" w:uiPriority="62" w:semiHidden="0" w:name="Light Grid Accent 4"/>
-    <w:lsdException w:unhideWhenUsed="0" w:uiPriority="63" w:semiHidden="0" w:name="Medium Shading 1 Accent 4"/>
-    <w:lsdException w:unhideWhenUsed="0" w:uiPriority="64" w:semiHidden="0" w:name="Medium Shading 2 Accent 4"/>
-    <w:lsdException w:unhideWhenUsed="0" w:uiPriority="65" w:semiHidden="0" w:name="Medium List 1 Accent 4"/>
-    <w:lsdException w:unhideWhenUsed="0" w:uiPriority="66" w:semiHidden="0" w:name="Medium List 2 Accent 4"/>
-    <w:lsdException w:unhideWhenUsed="0" w:uiPriority="67" w:semiHidden="0" w:name="Medium Grid 1 Accent 4"/>
-    <w:lsdException w:unhideWhenUsed="0" w:uiPriority="68" w:semiHidden="0" w:name="Medium Grid 2 Accent 4"/>
-    <w:lsdException w:unhideWhenUsed="0" w:uiPriority="69" w:semiHidden="0" w:name="Medium Grid 3 Accent 4"/>
-    <w:lsdException w:unhideWhenUsed="0" w:uiPriority="70" w:semiHidden="0" w:name="Dark List Accent 4"/>
-    <w:lsdException w:unhideWhenUsed="0" w:uiPriority="71" w:semiHidden="0" w:name="Colorful Shading Accent 4"/>
-    <w:lsdException w:unhideWhenUsed="0" w:uiPriority="72" w:semiHidden="0" w:name="Colorful List Accent 4"/>
-    <w:lsdException w:unhideWhenUsed="0" w:uiPriority="73" w:semiHidden="0" w:name="Colorful Grid Accent 4"/>
-    <w:lsdException w:unhideWhenUsed="0" w:uiPriority="60" w:semiHidden="0" w:name="Light Shading Accent 5"/>
-    <w:lsdException w:unhideWhenUsed="0" w:uiPriority="61" w:semiHidden="0" w:name="Light List Accent 5"/>
-    <w:lsdException w:unhideWhenUsed="0" w:uiPriority="62" w:semiHidden="0" w:name="Light Grid Accent 5"/>
-    <w:lsdException w:unhideWhenUsed="0" w:uiPriority="63" w:semiHidden="0" w:name="Medium Shading 1 Accent 5"/>
-    <w:lsdException w:unhideWhenUsed="0" w:uiPriority="64" w:semiHidden="0" w:name="Medium Shading 2 Accent 5"/>
-    <w:lsdException w:unhideWhenUsed="0" w:uiPriority="65" w:semiHidden="0" w:name="Medium List 1 Accent 5"/>
-    <w:lsdException w:unhideWhenUsed="0" w:uiPriority="66" w:semiHidden="0" w:name="Medium List 2 Accent 5"/>
-    <w:lsdException w:unhideWhenUsed="0" w:uiPriority="67" w:semiHidden="0" w:name="Medium Grid 1 Accent 5"/>
-    <w:lsdException w:unhideWhenUsed="0" w:uiPriority="68" w:semiHidden="0" w:name="Medium Grid 2 Accent 5"/>
-    <w:lsdException w:unhideWhenUsed="0" w:uiPriority="69" w:semiHidden="0" w:name="Medium Grid 3 Accent 5"/>
-    <w:lsdException w:unhideWhenUsed="0" w:uiPriority="70" w:semiHidden="0" w:name="Dark List Accent 5"/>
-    <w:lsdException w:unhideWhenUsed="0" w:uiPriority="71" w:semiHidden="0" w:name="Colorful Shading Accent 5"/>
-    <w:lsdException w:unhideWhenUsed="0" w:uiPriority="72" w:semiHidden="0" w:name="Colorful List Accent 5"/>
-    <w:lsdException w:unhideWhenUsed="0" w:uiPriority="73" w:semiHidden="0" w:name="Colorful Grid Accent 5"/>
-    <w:lsdException w:unhideWhenUsed="0" w:uiPriority="60" w:semiHidden="0" w:name="Light Shading Accent 6"/>
-    <w:lsdException w:unhideWhenUsed="0" w:uiPriority="61" w:semiHidden="0" w:name="Light List Accent 6"/>
-    <w:lsdException w:unhideWhenUsed="0" w:uiPriority="62" w:semiHidden="0" w:name="Light Grid Accent 6"/>
-    <w:lsdException w:unhideWhenUsed="0" w:uiPriority="63" w:semiHidden="0" w:name="Medium Shading 1 Accent 6"/>
-    <w:lsdException w:unhideWhenUsed="0" w:uiPriority="64" w:semiHidden="0" w:name="Medium Shading 2 Accent 6"/>
-    <w:lsdException w:unhideWhenUsed="0" w:uiPriority="65" w:semiHidden="0" w:name="Medium List 1 Accent 6"/>
-    <w:lsdException w:unhideWhenUsed="0" w:uiPriority="66" w:semiHidden="0" w:name="Medium List 2 Accent 6"/>
-    <w:lsdException w:unhideWhenUsed="0" w:uiPriority="67" w:semiHidden="0" w:name="Medium Grid 1 Accent 6"/>
-    <w:lsdException w:unhideWhenUsed="0" w:uiPriority="68" w:semiHidden="0" w:name="Medium Grid 2 Accent 6"/>
-    <w:lsdException w:unhideWhenUsed="0" w:uiPriority="69" w:semiHidden="0" w:name="Medium Grid 3 Accent 6"/>
-    <w:lsdException w:unhideWhenUsed="0" w:uiPriority="70" w:semiHidden="0" w:name="Dark List Accent 6"/>
-    <w:lsdException w:unhideWhenUsed="0" w:uiPriority="71" w:semiHidden="0" w:name="Colorful Shading Accent 6"/>
-    <w:lsdException w:unhideWhenUsed="0" w:uiPriority="72" w:semiHidden="0" w:name="Colorful List Accent 6"/>
-    <w:lsdException w:unhideWhenUsed="0" w:uiPriority="73" w:semiHidden="0" w:name="Colorful Grid Accent 6"/>
+  <w:latentStyles w:defLockedState="0" w:defUIPriority="99" w:defSemiHidden="0" w:defUnhideWhenUsed="0" w:defQFormat="0" w:count="376">
+    <w:lsdException w:name="Normal" w:uiPriority="0" w:qFormat="1"/>
+    <w:lsdException w:name="heading 1" w:uiPriority="0" w:qFormat="1"/>
+    <w:lsdException w:name="heading 2" w:uiPriority="0" w:qFormat="1"/>
+    <w:lsdException w:name="heading 3" w:uiPriority="0" w:qFormat="1"/>
+    <w:lsdException w:name="heading 4" w:locked="1" w:semiHidden="1" w:uiPriority="0" w:unhideWhenUsed="1" w:qFormat="1"/>
+    <w:lsdException w:name="heading 5" w:locked="1" w:semiHidden="1" w:uiPriority="0" w:unhideWhenUsed="1" w:qFormat="1"/>
+    <w:lsdException w:name="heading 6" w:locked="1" w:semiHidden="1" w:uiPriority="0" w:unhideWhenUsed="1" w:qFormat="1"/>
+    <w:lsdException w:name="heading 7" w:locked="1" w:semiHidden="1" w:uiPriority="0" w:unhideWhenUsed="1" w:qFormat="1"/>
+    <w:lsdException w:name="heading 8" w:locked="1" w:semiHidden="1" w:uiPriority="0" w:unhideWhenUsed="1" w:qFormat="1"/>
+    <w:lsdException w:name="heading 9" w:locked="1" w:semiHidden="1" w:uiPriority="0" w:unhideWhenUsed="1" w:qFormat="1"/>
+    <w:lsdException w:name="index 1" w:semiHidden="1" w:unhideWhenUsed="1"/>
+    <w:lsdException w:name="index 2" w:semiHidden="1" w:unhideWhenUsed="1"/>
+    <w:lsdException w:name="index 3" w:semiHidden="1" w:unhideWhenUsed="1"/>
+    <w:lsdException w:name="index 4" w:semiHidden="1" w:unhideWhenUsed="1"/>
+    <w:lsdException w:name="index 5" w:semiHidden="1" w:unhideWhenUsed="1"/>
+    <w:lsdException w:name="index 6" w:semiHidden="1" w:unhideWhenUsed="1"/>
+    <w:lsdException w:name="index 7" w:semiHidden="1" w:unhideWhenUsed="1"/>
+    <w:lsdException w:name="index 8" w:semiHidden="1" w:unhideWhenUsed="1"/>
+    <w:lsdException w:name="index 9" w:semiHidden="1" w:unhideWhenUsed="1"/>
+    <w:lsdException w:name="toc 1" w:semiHidden="1" w:uiPriority="39" w:unhideWhenUsed="1"/>
+    <w:lsdException w:name="toc 2" w:semiHidden="1" w:uiPriority="39" w:unhideWhenUsed="1"/>
+    <w:lsdException w:name="toc 3" w:semiHidden="1" w:uiPriority="39" w:unhideWhenUsed="1"/>
+    <w:lsdException w:name="toc 4" w:semiHidden="1" w:uiPriority="39" w:unhideWhenUsed="1"/>
+    <w:lsdException w:name="toc 5" w:semiHidden="1" w:uiPriority="39" w:unhideWhenUsed="1"/>
+    <w:lsdException w:name="toc 6" w:semiHidden="1" w:uiPriority="39" w:unhideWhenUsed="1"/>
+    <w:lsdException w:name="toc 7" w:semiHidden="1" w:uiPriority="39" w:unhideWhenUsed="1"/>
+    <w:lsdException w:name="toc 8" w:semiHidden="1" w:uiPriority="39" w:unhideWhenUsed="1"/>
+    <w:lsdException w:name="toc 9" w:semiHidden="1" w:uiPriority="39" w:unhideWhenUsed="1"/>
+    <w:lsdException w:name="Normal Indent" w:semiHidden="1" w:unhideWhenUsed="1"/>
+    <w:lsdException w:name="footnote text" w:semiHidden="1" w:unhideWhenUsed="1"/>
+    <w:lsdException w:name="annotation text" w:semiHidden="1" w:unhideWhenUsed="1"/>
+    <w:lsdException w:name="header" w:unhideWhenUsed="1" w:qFormat="1"/>
+    <w:lsdException w:name="footer" w:unhideWhenUsed="1" w:qFormat="1"/>
+    <w:lsdException w:name="index heading" w:semiHidden="1" w:unhideWhenUsed="1"/>
+    <w:lsdException w:name="caption" w:locked="1" w:semiHidden="1" w:uiPriority="0" w:unhideWhenUsed="1" w:qFormat="1"/>
+    <w:lsdException w:name="table of figures" w:semiHidden="1" w:unhideWhenUsed="1"/>
+    <w:lsdException w:name="envelope address" w:semiHidden="1" w:unhideWhenUsed="1"/>
+    <w:lsdException w:name="envelope return" w:semiHidden="1" w:unhideWhenUsed="1"/>
+    <w:lsdException w:name="footnote reference" w:semiHidden="1" w:unhideWhenUsed="1"/>
+    <w:lsdException w:name="annotation reference" w:semiHidden="1" w:unhideWhenUsed="1"/>
+    <w:lsdException w:name="line number" w:semiHidden="1" w:unhideWhenUsed="1"/>
+    <w:lsdException w:name="page number" w:uiPriority="0" w:qFormat="1"/>
+    <w:lsdException w:name="endnote reference" w:semiHidden="1" w:unhideWhenUsed="1"/>
+    <w:lsdException w:name="endnote text" w:semiHidden="1" w:unhideWhenUsed="1"/>
+    <w:lsdException w:name="table of authorities" w:semiHidden="1" w:unhideWhenUsed="1"/>
+    <w:lsdException w:name="macro" w:semiHidden="1" w:unhideWhenUsed="1"/>
+    <w:lsdException w:name="toa heading" w:semiHidden="1" w:unhideWhenUsed="1"/>
+    <w:lsdException w:name="List" w:semiHidden="1" w:unhideWhenUsed="1"/>
+    <w:lsdException w:name="List Bullet" w:semiHidden="1" w:unhideWhenUsed="1"/>
+    <w:lsdException w:name="List Number" w:semiHidden="1" w:unhideWhenUsed="1"/>
+    <w:lsdException w:name="List 2" w:semiHidden="1" w:unhideWhenUsed="1"/>
+    <w:lsdException w:name="List 3" w:semiHidden="1" w:unhideWhenUsed="1"/>
+    <w:lsdException w:name="List 4" w:semiHidden="1" w:unhideWhenUsed="1"/>
+    <w:lsdException w:name="List 5" w:semiHidden="1" w:unhideWhenUsed="1"/>
+    <w:lsdException w:name="List Bullet 2" w:semiHidden="1" w:unhideWhenUsed="1"/>
+    <w:lsdException w:name="List Bullet 3" w:semiHidden="1" w:unhideWhenUsed="1"/>
+    <w:lsdException w:name="List Bullet 4" w:semiHidden="1" w:unhideWhenUsed="1"/>
+    <w:lsdException w:name="List Bullet 5" w:semiHidden="1" w:unhideWhenUsed="1"/>
+    <w:lsdException w:name="List Number 2" w:semiHidden="1" w:unhideWhenUsed="1"/>
+    <w:lsdException w:name="List Number 3" w:semiHidden="1" w:unhideWhenUsed="1"/>
+    <w:lsdException w:name="List Number 4" w:semiHidden="1" w:unhideWhenUsed="1"/>
+    <w:lsdException w:name="List Number 5" w:semiHidden="1" w:unhideWhenUsed="1"/>
+    <w:lsdException w:name="Title" w:uiPriority="0" w:qFormat="1"/>
+    <w:lsdException w:name="Closing" w:semiHidden="1" w:unhideWhenUsed="1"/>
+    <w:lsdException w:name="Signature" w:semiHidden="1" w:unhideWhenUsed="1"/>
+    <w:lsdException w:name="Default Paragraph Font" w:semiHidden="1" w:uiPriority="1" w:unhideWhenUsed="1" w:qFormat="1"/>
+    <w:lsdException w:name="Body Text" w:semiHidden="1" w:unhideWhenUsed="1"/>
+    <w:lsdException w:name="Body Text Indent" w:semiHidden="1" w:unhideWhenUsed="1"/>
+    <w:lsdException w:name="List Continue" w:semiHidden="1" w:unhideWhenUsed="1"/>
+    <w:lsdException w:name="List Continue 2" w:semiHidden="1" w:unhideWhenUsed="1"/>
+    <w:lsdException w:name="List Continue 3" w:semiHidden="1" w:unhideWhenUsed="1"/>
+    <w:lsdException w:name="List Continue 4" w:semiHidden="1" w:unhideWhenUsed="1"/>
+    <w:lsdException w:name="List Continue 5" w:semiHidden="1" w:unhideWhenUsed="1"/>
+    <w:lsdException w:name="Message Header" w:semiHidden="1" w:unhideWhenUsed="1"/>
+    <w:lsdException w:name="Subtitle" w:locked="1" w:uiPriority="0" w:qFormat="1"/>
+    <w:lsdException w:name="Salutation" w:semiHidden="1" w:unhideWhenUsed="1"/>
+    <w:lsdException w:name="Date" w:semiHidden="1" w:unhideWhenUsed="1"/>
+    <w:lsdException w:name="Body Text First Indent" w:semiHidden="1" w:unhideWhenUsed="1"/>
+    <w:lsdException w:name="Body Text First Indent 2" w:semiHidden="1" w:unhideWhenUsed="1"/>
+    <w:lsdException w:name="Note Heading" w:semiHidden="1" w:unhideWhenUsed="1"/>
+    <w:lsdException w:name="Body Text 2" w:semiHidden="1" w:unhideWhenUsed="1"/>
+    <w:lsdException w:name="Body Text 3" w:semiHidden="1" w:unhideWhenUsed="1"/>
+    <w:lsdException w:name="Body Text Indent 2" w:uiPriority="0" w:qFormat="1"/>
+    <w:lsdException w:name="Body Text Indent 3" w:uiPriority="0" w:qFormat="1"/>
+    <w:lsdException w:name="Block Text" w:semiHidden="1" w:unhideWhenUsed="1"/>
+    <w:lsdException w:name="Hyperlink" w:semiHidden="1" w:unhideWhenUsed="1"/>
+    <w:lsdException w:name="FollowedHyperlink" w:semiHidden="1" w:unhideWhenUsed="1"/>
+    <w:lsdException w:name="Strong" w:uiPriority="0" w:qFormat="1"/>
+    <w:lsdException w:name="Emphasis" w:locked="1" w:uiPriority="0" w:qFormat="1"/>
+    <w:lsdException w:name="Document Map" w:semiHidden="1" w:unhideWhenUsed="1"/>
+    <w:lsdException w:name="Plain Text" w:semiHidden="1" w:unhideWhenUsed="1"/>
+    <w:lsdException w:name="E-mail Signature" w:semiHidden="1" w:unhideWhenUsed="1"/>
+    <w:lsdException w:name="HTML Top of Form" w:semiHidden="1" w:unhideWhenUsed="1"/>
+    <w:lsdException w:name="HTML Bottom of Form" w:semiHidden="1" w:unhideWhenUsed="1"/>
+    <w:lsdException w:name="Normal (Web)" w:semiHidden="1" w:unhideWhenUsed="1"/>
+    <w:lsdException w:name="HTML Acronym" w:semiHidden="1" w:unhideWhenUsed="1"/>
+    <w:lsdException w:name="HTML Address" w:semiHidden="1" w:unhideWhenUsed="1"/>
+    <w:lsdException w:name="HTML Cite" w:semiHidden="1" w:unhideWhenUsed="1"/>
+    <w:lsdException w:name="HTML Code" w:semiHidden="1" w:unhideWhenUsed="1"/>
+    <w:lsdException w:name="HTML Definition" w:semiHidden="1" w:unhideWhenUsed="1"/>
+    <w:lsdException w:name="HTML Keyboard" w:semiHidden="1" w:unhideWhenUsed="1"/>
+    <w:lsdException w:name="HTML Preformatted" w:semiHidden="1" w:unhideWhenUsed="1"/>
+    <w:lsdException w:name="HTML Sample" w:semiHidden="1" w:unhideWhenUsed="1"/>
+    <w:lsdException w:name="HTML Typewriter" w:semiHidden="1" w:unhideWhenUsed="1"/>
+    <w:lsdException w:name="HTML Variable" w:semiHidden="1" w:unhideWhenUsed="1"/>
+    <w:lsdException w:name="Normal Table" w:semiHidden="1" w:unhideWhenUsed="1" w:qFormat="1"/>
+    <w:lsdException w:name="annotation subject" w:semiHidden="1" w:unhideWhenUsed="1"/>
+    <w:lsdException w:name="No List" w:semiHidden="1" w:unhideWhenUsed="1"/>
+    <w:lsdException w:name="Outline List 1" w:semiHidden="1" w:unhideWhenUsed="1"/>
+    <w:lsdException w:name="Outline List 2" w:semiHidden="1" w:unhideWhenUsed="1"/>
+    <w:lsdException w:name="Outline List 3" w:semiHidden="1" w:unhideWhenUsed="1"/>
+    <w:lsdException w:name="Table Simple 1" w:semiHidden="1" w:unhideWhenUsed="1"/>
+    <w:lsdException w:name="Table Simple 2" w:semiHidden="1" w:unhideWhenUsed="1"/>
+    <w:lsdException w:name="Table Simple 3" w:semiHidden="1" w:unhideWhenUsed="1"/>
+    <w:lsdException w:name="Table Classic 1" w:semiHidden="1" w:unhideWhenUsed="1"/>
+    <w:lsdException w:name="Table Classic 2" w:semiHidden="1" w:unhideWhenUsed="1"/>
+    <w:lsdException w:name="Table Classic 3" w:semiHidden="1" w:unhideWhenUsed="1"/>
+    <w:lsdException w:name="Table Classic 4" w:semiHidden="1" w:unhideWhenUsed="1"/>
+    <w:lsdException w:name="Table Colorful 1" w:semiHidden="1" w:unhideWhenUsed="1"/>
+    <w:lsdException w:name="Table Colorful 2" w:semiHidden="1" w:unhideWhenUsed="1"/>
+    <w:lsdException w:name="Table Colorful 3" w:semiHidden="1" w:unhideWhenUsed="1"/>
+    <w:lsdException w:name="Table Columns 1" w:semiHidden="1" w:unhideWhenUsed="1"/>
+    <w:lsdException w:name="Table Columns 2" w:semiHidden="1" w:unhideWhenUsed="1"/>
+    <w:lsdException w:name="Table Columns 3" w:semiHidden="1" w:unhideWhenUsed="1"/>
+    <w:lsdException w:name="Table Columns 4" w:semiHidden="1" w:unhideWhenUsed="1"/>
+    <w:lsdException w:name="Table Columns 5" w:semiHidden="1" w:unhideWhenUsed="1"/>
+    <w:lsdException w:name="Table Grid 1" w:semiHidden="1" w:unhideWhenUsed="1"/>
+    <w:lsdException w:name="Table Grid 2" w:semiHidden="1" w:unhideWhenUsed="1"/>
+    <w:lsdException w:name="Table Grid 3" w:semiHidden="1" w:unhideWhenUsed="1"/>
+    <w:lsdException w:name="Table Grid 4" w:semiHidden="1" w:unhideWhenUsed="1"/>
+    <w:lsdException w:name="Table Grid 5" w:semiHidden="1" w:unhideWhenUsed="1"/>
+    <w:lsdException w:name="Table Grid 6" w:semiHidden="1" w:unhideWhenUsed="1"/>
+    <w:lsdException w:name="Table Grid 7" w:semiHidden="1" w:unhideWhenUsed="1"/>
+    <w:lsdException w:name="Table Grid 8" w:semiHidden="1" w:unhideWhenUsed="1"/>
+    <w:lsdException w:name="Table List 1" w:semiHidden="1" w:unhideWhenUsed="1"/>
+    <w:lsdException w:name="Table List 2" w:semiHidden="1" w:unhideWhenUsed="1"/>
+    <w:lsdException w:name="Table List 3" w:semiHidden="1" w:unhideWhenUsed="1"/>
+    <w:lsdException w:name="Table List 4" w:semiHidden="1" w:unhideWhenUsed="1"/>
+    <w:lsdException w:name="Table List 5" w:semiHidden="1" w:unhideWhenUsed="1"/>
+    <w:lsdException w:name="Table List 6" w:semiHidden="1" w:unhideWhenUsed="1"/>
+    <w:lsdException w:name="Table List 7" w:semiHidden="1" w:unhideWhenUsed="1"/>
+    <w:lsdException w:name="Table List 8" w:semiHidden="1" w:unhideWhenUsed="1"/>
+    <w:lsdException w:name="Table 3D effects 1" w:semiHidden="1" w:unhideWhenUsed="1"/>
+    <w:lsdException w:name="Table 3D effects 2" w:semiHidden="1" w:unhideWhenUsed="1"/>
+    <w:lsdException w:name="Table 3D effects 3" w:semiHidden="1" w:unhideWhenUsed="1"/>
+    <w:lsdException w:name="Table Contemporary" w:semiHidden="1" w:unhideWhenUsed="1"/>
+    <w:lsdException w:name="Table Elegant" w:semiHidden="1" w:unhideWhenUsed="1"/>
+    <w:lsdException w:name="Table Professional" w:semiHidden="1" w:unhideWhenUsed="1"/>
+    <w:lsdException w:name="Table Subtle 1" w:semiHidden="1" w:unhideWhenUsed="1"/>
+    <w:lsdException w:name="Table Subtle 2" w:semiHidden="1" w:unhideWhenUsed="1"/>
+    <w:lsdException w:name="Table Web 1" w:semiHidden="1" w:unhideWhenUsed="1"/>
+    <w:lsdException w:name="Table Web 2" w:semiHidden="1" w:unhideWhenUsed="1"/>
+    <w:lsdException w:name="Table Web 3" w:semiHidden="1" w:unhideWhenUsed="1"/>
+    <w:lsdException w:name="Balloon Text" w:semiHidden="1" w:unhideWhenUsed="1" w:qFormat="1"/>
+    <w:lsdException w:name="Table Grid" w:uiPriority="59"/>
+    <w:lsdException w:name="Table Theme" w:semiHidden="1" w:unhideWhenUsed="1"/>
+    <w:lsdException w:name="Placeholder Text" w:semiHidden="1" w:unhideWhenUsed="1"/>
+    <w:lsdException w:name="No Spacing" w:semiHidden="1" w:unhideWhenUsed="1"/>
+    <w:lsdException w:name="Light Shading" w:uiPriority="60"/>
+    <w:lsdException w:name="Light List" w:uiPriority="61"/>
+    <w:lsdException w:name="Light Grid" w:uiPriority="62"/>
+    <w:lsdException w:name="Medium Shading 1" w:uiPriority="63"/>
+    <w:lsdException w:name="Medium Shading 2" w:uiPriority="64"/>
+    <w:lsdException w:name="Medium List 1" w:uiPriority="65"/>
+    <w:lsdException w:name="Medium List 2" w:uiPriority="66"/>
+    <w:lsdException w:name="Medium Grid 1" w:uiPriority="67"/>
+    <w:lsdException w:name="Medium Grid 2" w:uiPriority="68"/>
+    <w:lsdException w:name="Medium Grid 3" w:uiPriority="69"/>
+    <w:lsdException w:name="Dark List" w:uiPriority="70"/>
+    <w:lsdException w:name="Colorful Shading" w:uiPriority="71"/>
+    <w:lsdException w:name="Colorful List" w:uiPriority="72"/>
+    <w:lsdException w:name="Colorful Grid" w:uiPriority="73"/>
+    <w:lsdException w:name="Light Shading Accent 1" w:uiPriority="60"/>
+    <w:lsdException w:name="Light List Accent 1" w:uiPriority="61"/>
+    <w:lsdException w:name="Light Grid Accent 1" w:uiPriority="62"/>
+    <w:lsdException w:name="Medium Shading 1 Accent 1" w:uiPriority="63"/>
+    <w:lsdException w:name="Medium Shading 2 Accent 1" w:uiPriority="64"/>
+    <w:lsdException w:name="Medium List 1 Accent 1" w:uiPriority="65"/>
+    <w:lsdException w:name="Revision" w:semiHidden="1" w:unhideWhenUsed="1"/>
+    <w:lsdException w:name="List Paragraph" w:qFormat="1"/>
+    <w:lsdException w:name="Quote" w:semiHidden="1" w:unhideWhenUsed="1"/>
+    <w:lsdException w:name="Intense Quote" w:semiHidden="1" w:unhideWhenUsed="1"/>
+    <w:lsdException w:name="Medium List 2 Accent 1" w:uiPriority="66"/>
+    <w:lsdException w:name="Medium Grid 1 Accent 1" w:uiPriority="67"/>
+    <w:lsdException w:name="Medium Grid 2 Accent 1" w:uiPriority="68"/>
+    <w:lsdException w:name="Medium Grid 3 Accent 1" w:uiPriority="69"/>
+    <w:lsdException w:name="Dark List Accent 1" w:uiPriority="70"/>
+    <w:lsdException w:name="Colorful Shading Accent 1" w:uiPriority="71"/>
+    <w:lsdException w:name="Colorful List Accent 1" w:uiPriority="72"/>
+    <w:lsdException w:name="Colorful Grid Accent 1" w:uiPriority="73"/>
+    <w:lsdException w:name="Light Shading Accent 2" w:uiPriority="60"/>
+    <w:lsdException w:name="Light List Accent 2" w:uiPriority="61"/>
+    <w:lsdException w:name="Light Grid Accent 2" w:uiPriority="62"/>
+    <w:lsdException w:name="Medium Shading 1 Accent 2" w:uiPriority="63"/>
+    <w:lsdException w:name="Medium Shading 2 Accent 2" w:uiPriority="64"/>
+    <w:lsdException w:name="Medium List 1 Accent 2" w:uiPriority="65"/>
+    <w:lsdException w:name="Medium List 2 Accent 2" w:uiPriority="66"/>
+    <w:lsdException w:name="Medium Grid 1 Accent 2" w:uiPriority="67"/>
+    <w:lsdException w:name="Medium Grid 2 Accent 2" w:uiPriority="68"/>
+    <w:lsdException w:name="Medium Grid 3 Accent 2" w:uiPriority="69"/>
+    <w:lsdException w:name="Dark List Accent 2" w:uiPriority="70"/>
+    <w:lsdException w:name="Colorful Shading Accent 2" w:uiPriority="71"/>
+    <w:lsdException w:name="Colorful List Accent 2" w:uiPriority="72"/>
+    <w:lsdException w:name="Colorful Grid Accent 2" w:uiPriority="73"/>
+    <w:lsdException w:name="Light Shading Accent 3" w:uiPriority="60"/>
+    <w:lsdException w:name="Light List Accent 3" w:uiPriority="61"/>
+    <w:lsdException w:name="Light Grid Accent 3" w:uiPriority="62"/>
+    <w:lsdException w:name="Medium Shading 1 Accent 3" w:uiPriority="63"/>
+    <w:lsdException w:name="Medium Shading 2 Accent 3" w:uiPriority="64"/>
+    <w:lsdException w:name="Medium List 1 Accent 3" w:uiPriority="65"/>
+    <w:lsdException w:name="Medium List 2 Accent 3" w:uiPriority="66"/>
+    <w:lsdException w:name="Medium Grid 1 Accent 3" w:uiPriority="67"/>
+    <w:lsdException w:name="Medium Grid 2 Accent 3" w:uiPriority="68"/>
+    <w:lsdException w:name="Medium Grid 3 Accent 3" w:uiPriority="69"/>
+    <w:lsdException w:name="Dark List Accent 3" w:uiPriority="70"/>
+    <w:lsdException w:name="Colorful Shading Accent 3" w:uiPriority="71"/>
+    <w:lsdException w:name="Colorful List Accent 3" w:uiPriority="72"/>
+    <w:lsdException w:name="Colorful Grid Accent 3" w:uiPriority="73"/>
+    <w:lsdException w:name="Light Shading Accent 4" w:uiPriority="60"/>
+    <w:lsdException w:name="Light List Accent 4" w:uiPriority="61"/>
+    <w:lsdException w:name="Light Grid Accent 4" w:uiPriority="62"/>
+    <w:lsdException w:name="Medium Shading 1 Accent 4" w:uiPriority="63"/>
+    <w:lsdException w:name="Medium Shading 2 Accent 4" w:uiPriority="64"/>
+    <w:lsdException w:name="Medium List 1 Accent 4" w:uiPriority="65"/>
+    <w:lsdException w:name="Medium List 2 Accent 4" w:uiPriority="66"/>
+    <w:lsdException w:name="Medium Grid 1 Accent 4" w:uiPriority="67"/>
+    <w:lsdException w:name="Medium Grid 2 Accent 4" w:uiPriority="68"/>
+    <w:lsdException w:name="Medium Grid 3 Accent 4" w:uiPriority="69"/>
+    <w:lsdException w:name="Dark List Accent 4" w:uiPriority="70"/>
+    <w:lsdException w:name="Colorful Shading Accent 4" w:uiPriority="71"/>
+    <w:lsdException w:name="Colorful List Accent 4" w:uiPriority="72"/>
+    <w:lsdException w:name="Colorful Grid Accent 4" w:uiPriority="73"/>
+    <w:lsdException w:name="Light Shading Accent 5" w:uiPriority="60"/>
+    <w:lsdException w:name="Light List Accent 5" w:uiPriority="61"/>
+    <w:lsdException w:name="Light Grid Accent 5" w:uiPriority="62"/>
+    <w:lsdException w:name="Medium Shading 1 Accent 5" w:uiPriority="63"/>
+    <w:lsdException w:name="Medium Shading 2 Accent 5" w:uiPriority="64"/>
+    <w:lsdException w:name="Medium List 1 Accent 5" w:uiPriority="65"/>
+    <w:lsdException w:name="Medium List 2 Accent 5" w:uiPriority="66"/>
+    <w:lsdException w:name="Medium Grid 1 Accent 5" w:uiPriority="67"/>
+    <w:lsdException w:name="Medium Grid 2 Accent 5" w:uiPriority="68"/>
+    <w:lsdException w:name="Medium Grid 3 Accent 5" w:uiPriority="69"/>
+    <w:lsdException w:name="Dark List Accent 5" w:uiPriority="70"/>
+    <w:lsdException w:name="Colorful Shading Accent 5" w:uiPriority="71"/>
+    <w:lsdException w:name="Colorful List Accent 5" w:uiPriority="72"/>
+    <w:lsdException w:name="Colorful Grid Accent 5" w:uiPriority="73"/>
+    <w:lsdException w:name="Light Shading Accent 6" w:uiPriority="60"/>
+    <w:lsdException w:name="Light List Accent 6" w:uiPriority="61"/>
+    <w:lsdException w:name="Light Grid Accent 6" w:uiPriority="62"/>
+    <w:lsdException w:name="Medium Shading 1 Accent 6" w:uiPriority="63"/>
+    <w:lsdException w:name="Medium Shading 2 Accent 6" w:uiPriority="64"/>
+    <w:lsdException w:name="Medium List 1 Accent 6" w:uiPriority="65"/>
+    <w:lsdException w:name="Medium List 2 Accent 6" w:uiPriority="66"/>
+    <w:lsdException w:name="Medium Grid 1 Accent 6" w:uiPriority="67"/>
+    <w:lsdException w:name="Medium Grid 2 Accent 6" w:uiPriority="68"/>
+    <w:lsdException w:name="Medium Grid 3 Accent 6" w:uiPriority="69"/>
+    <w:lsdException w:name="Dark List Accent 6" w:uiPriority="70"/>
+    <w:lsdException w:name="Colorful Shading Accent 6" w:uiPriority="71"/>
+    <w:lsdException w:name="Colorful List Accent 6" w:uiPriority="72"/>
+    <w:lsdException w:name="Colorful Grid Accent 6" w:uiPriority="73"/>
+    <w:lsdException w:name="Subtle Emphasis" w:uiPriority="19" w:qFormat="1"/>
+    <w:lsdException w:name="Intense Emphasis" w:uiPriority="21" w:qFormat="1"/>
+    <w:lsdException w:name="Subtle Reference" w:uiPriority="31" w:qFormat="1"/>
+    <w:lsdException w:name="Intense Reference" w:uiPriority="32" w:qFormat="1"/>
+    <w:lsdException w:name="Book Title" w:uiPriority="33" w:qFormat="1"/>
+    <w:lsdException w:name="Bibliography" w:semiHidden="1" w:uiPriority="37" w:unhideWhenUsed="1"/>
+    <w:lsdException w:name="TOC Heading" w:semiHidden="1" w:uiPriority="39" w:unhideWhenUsed="1" w:qFormat="1"/>
+    <w:lsdException w:name="Plain Table 1" w:uiPriority="41"/>
+    <w:lsdException w:name="Plain Table 2" w:uiPriority="42"/>
+    <w:lsdException w:name="Plain Table 3" w:uiPriority="43"/>
+    <w:lsdException w:name="Plain Table 4" w:uiPriority="44"/>
+    <w:lsdException w:name="Plain Table 5" w:uiPriority="45"/>
+    <w:lsdException w:name="Grid Table Light" w:uiPriority="40"/>
+    <w:lsdException w:name="Grid Table 1 Light" w:uiPriority="46"/>
+    <w:lsdException w:name="Grid Table 2" w:uiPriority="47"/>
+    <w:lsdException w:name="Grid Table 3" w:uiPriority="48"/>
+    <w:lsdException w:name="Grid Table 4" w:uiPriority="49"/>
+    <w:lsdException w:name="Grid Table 5 Dark" w:uiPriority="50"/>
+    <w:lsdException w:name="Grid Table 6 Colorful" w:uiPriority="51"/>
+    <w:lsdException w:name="Grid Table 7 Colorful" w:uiPriority="52"/>
+    <w:lsdException w:name="Grid Table 1 Light Accent 1" w:uiPriority="46"/>
+    <w:lsdException w:name="Grid Table 2 Accent 1" w:uiPriority="47"/>
+    <w:lsdException w:name="Grid Table 3 Accent 1" w:uiPriority="48"/>
+    <w:lsdException w:name="Grid Table 4 Accent 1" w:uiPriority="49"/>
+    <w:lsdException w:name="Grid Table 5 Dark Accent 1" w:uiPriority="50"/>
+    <w:lsdException w:name="Grid Table 6 Colorful Accent 1" w:uiPriority="51"/>
+    <w:lsdException w:name="Grid Table 7 Colorful Accent 1" w:uiPriority="52"/>
+    <w:lsdException w:name="Grid Table 1 Light Accent 2" w:uiPriority="46"/>
+    <w:lsdException w:name="Grid Table 2 Accent 2" w:uiPriority="47"/>
+    <w:lsdException w:name="Grid Table 3 Accent 2" w:uiPriority="48"/>
+    <w:lsdException w:name="Grid Table 4 Accent 2" w:uiPriority="49"/>
+    <w:lsdException w:name="Grid Table 5 Dark Accent 2" w:uiPriority="50"/>
+    <w:lsdException w:name="Grid Table 6 Colorful Accent 2" w:uiPriority="51"/>
+    <w:lsdException w:name="Grid Table 7 Colorful Accent 2" w:uiPriority="52"/>
+    <w:lsdException w:name="Grid Table 1 Light Accent 3" w:uiPriority="46"/>
+    <w:lsdException w:name="Grid Table 2 Accent 3" w:uiPriority="47"/>
+    <w:lsdException w:name="Grid Table 3 Accent 3" w:uiPriority="48"/>
+    <w:lsdException w:name="Grid Table 4 Accent 3" w:uiPriority="49"/>
+    <w:lsdException w:name="Grid Table 5 Dark Accent 3" w:uiPriority="50"/>
+    <w:lsdException w:name="Grid Table 6 Colorful Accent 3" w:uiPriority="51"/>
+    <w:lsdException w:name="Grid Table 7 Colorful Accent 3" w:uiPriority="52"/>
+    <w:lsdException w:name="Grid Table 1 Light Accent 4" w:uiPriority="46"/>
+    <w:lsdException w:name="Grid Table 2 Accent 4" w:uiPriority="47"/>
+    <w:lsdException w:name="Grid Table 3 Accent 4" w:uiPriority="48"/>
+    <w:lsdException w:name="Grid Table 4 Accent 4" w:uiPriority="49"/>
+    <w:lsdException w:name="Grid Table 5 Dark Accent 4" w:uiPriority="50"/>
+    <w:lsdException w:name="Grid Table 6 Colorful Accent 4" w:uiPriority="51"/>
+    <w:lsdException w:name="Grid Table 7 Colorful Accent 4" w:uiPriority="52"/>
+    <w:lsdException w:name="Grid Table 1 Light Accent 5" w:uiPriority="46"/>
+    <w:lsdException w:name="Grid Table 2 Accent 5" w:uiPriority="47"/>
+    <w:lsdException w:name="Grid Table 3 Accent 5" w:uiPriority="48"/>
+    <w:lsdException w:name="Grid Table 4 Accent 5" w:uiPriority="49"/>
+    <w:lsdException w:name="Grid Table 5 Dark Accent 5" w:uiPriority="50"/>
+    <w:lsdException w:name="Grid Table 6 Colorful Accent 5" w:uiPriority="51"/>
+    <w:lsdException w:name="Grid Table 7 Colorful Accent 5" w:uiPriority="52"/>
+    <w:lsdException w:name="Grid Table 1 Light Accent 6" w:uiPriority="46"/>
+    <w:lsdException w:name="Grid Table 2 Accent 6" w:uiPriority="47"/>
+    <w:lsdException w:name="Grid Table 3 Accent 6" w:uiPriority="48"/>
+    <w:lsdException w:name="Grid Table 4 Accent 6" w:uiPriority="49"/>
+    <w:lsdException w:name="Grid Table 5 Dark Accent 6" w:uiPriority="50"/>
+    <w:lsdException w:name="Grid Table 6 Colorful Accent 6" w:uiPriority="51"/>
+    <w:lsdException w:name="Grid Table 7 Colorful Accent 6" w:uiPriority="52"/>
+    <w:lsdException w:name="List Table 1 Light" w:uiPriority="46"/>
+    <w:lsdException w:name="List Table 2" w:uiPriority="47"/>
+    <w:lsdException w:name="List Table 3" w:uiPriority="48"/>
+    <w:lsdException w:name="List Table 4" w:uiPriority="49"/>
+    <w:lsdException w:name="List Table 5 Dark" w:uiPriority="50"/>
+    <w:lsdException w:name="List Table 6 Colorful" w:uiPriority="51"/>
+    <w:lsdException w:name="List Table 7 Colorful" w:uiPriority="52"/>
+    <w:lsdException w:name="List Table 1 Light Accent 1" w:uiPriority="46"/>
+    <w:lsdException w:name="List Table 2 Accent 1" w:uiPriority="47"/>
+    <w:lsdException w:name="List Table 3 Accent 1" w:uiPriority="48"/>
+    <w:lsdException w:name="List Table 4 Accent 1" w:uiPriority="49"/>
+    <w:lsdException w:name="List Table 5 Dark Accent 1" w:uiPriority="50"/>
+    <w:lsdException w:name="List Table 6 Colorful Accent 1" w:uiPriority="51"/>
+    <w:lsdException w:name="List Table 7 Colorful Accent 1" w:uiPriority="52"/>
+    <w:lsdException w:name="List Table 1 Light Accent 2" w:uiPriority="46"/>
+    <w:lsdException w:name="List Table 2 Accent 2" w:uiPriority="47"/>
+    <w:lsdException w:name="List Table 3 Accent 2" w:uiPriority="48"/>
+    <w:lsdException w:name="List Table 4 Accent 2" w:uiPriority="49"/>
+    <w:lsdException w:name="List Table 5 Dark Accent 2" w:uiPriority="50"/>
+    <w:lsdException w:name="List Table 6 Colorful Accent 2" w:uiPriority="51"/>
+    <w:lsdException w:name="List Table 7 Colorful Accent 2" w:uiPriority="52"/>
+    <w:lsdException w:name="List Table 1 Light Accent 3" w:uiPriority="46"/>
+    <w:lsdException w:name="List Table 2 Accent 3" w:uiPriority="47"/>
+    <w:lsdException w:name="List Table 3 Accent 3" w:uiPriority="48"/>
+    <w:lsdException w:name="List Table 4 Accent 3" w:uiPriority="49"/>
+    <w:lsdException w:name="List Table 5 Dark Accent 3" w:uiPriority="50"/>
+    <w:lsdException w:name="List Table 6 Colorful Accent 3" w:uiPriority="51"/>
+    <w:lsdException w:name="List Table 7 Colorful Accent 3" w:uiPriority="52"/>
+    <w:lsdException w:name="List Table 1 Light Accent 4" w:uiPriority="46"/>
+    <w:lsdException w:name="List Table 2 Accent 4" w:uiPriority="47"/>
+    <w:lsdException w:name="List Table 3 Accent 4" w:uiPriority="48"/>
+    <w:lsdException w:name="List Table 4 Accent 4" w:uiPriority="49"/>
+    <w:lsdException w:name="List Table 5 Dark Accent 4" w:uiPriority="50"/>
+    <w:lsdException w:name="List Table 6 Colorful Accent 4" w:uiPriority="51"/>
+    <w:lsdException w:name="List Table 7 Colorful Accent 4" w:uiPriority="52"/>
+    <w:lsdException w:name="List Table 1 Light Accent 5" w:uiPriority="46"/>
+    <w:lsdException w:name="List Table 2 Accent 5" w:uiPriority="47"/>
+    <w:lsdException w:name="List Table 3 Accent 5" w:uiPriority="48"/>
+    <w:lsdException w:name="List Table 4 Accent 5" w:uiPriority="49"/>
+    <w:lsdException w:name="List Table 5 Dark Accent 5" w:uiPriority="50"/>
+    <w:lsdException w:name="List Table 6 Colorful Accent 5" w:uiPriority="51"/>
+    <w:lsdException w:name="List Table 7 Colorful Accent 5" w:uiPriority="52"/>
+    <w:lsdException w:name="List Table 1 Light Accent 6" w:uiPriority="46"/>
+    <w:lsdException w:name="List Table 2 Accent 6" w:uiPriority="47"/>
+    <w:lsdException w:name="List Table 3 Accent 6" w:uiPriority="48"/>
+    <w:lsdException w:name="List Table 4 Accent 6" w:uiPriority="49"/>
+    <w:lsdException w:name="List Table 5 Dark Accent 6" w:uiPriority="50"/>
+    <w:lsdException w:name="List Table 6 Colorful Accent 6" w:uiPriority="51"/>
+    <w:lsdException w:name="List Table 7 Colorful Accent 6" w:uiPriority="52"/>
+    <w:lsdException w:name="Mention" w:semiHidden="1" w:unhideWhenUsed="1"/>
+    <w:lsdException w:name="Smart Hyperlink" w:semiHidden="1" w:unhideWhenUsed="1"/>
+    <w:lsdException w:name="Hashtag" w:semiHidden="1" w:unhideWhenUsed="1"/>
+    <w:lsdException w:name="Unresolved Mention" w:semiHidden="1" w:unhideWhenUsed="1"/>
+    <w:lsdException w:name="Smart Link" w:semiHidden="1" w:unhideWhenUsed="1"/>
   </w:latentStyles>
-  <w:style w:type="paragraph" w:default="1" w:styleId="1">
+  <w:style w:type="paragraph" w:default="1" w:styleId="a">
     <w:name w:val="Normal"/>
     <w:qFormat/>
-    <w:uiPriority w:val="0"/>
     <w:pPr>
       <w:widowControl w:val="0"/>
       <w:jc w:val="both"/>
     </w:pPr>
     <w:rPr>
-      <w:rFonts w:ascii="Times New Roman" w:hAnsi="Times New Roman" w:eastAsia="宋体" w:cs="Times New Roman"/>
       <w:kern w:val="2"/>
       <w:sz w:val="21"/>
       <w:szCs w:val="24"/>
-      <w:lang w:val="en-US" w:eastAsia="zh-CN" w:bidi="ar-SA"/>
     </w:rPr>
   </w:style>
-  <w:style w:type="paragraph" w:styleId="2">
+  <w:style w:type="paragraph" w:styleId="1">
     <w:name w:val="heading 1"/>
-    <w:basedOn w:val="1"/>
-    <w:next w:val="1"/>
-    <w:link w:val="15"/>
+    <w:basedOn w:val="a"/>
+    <w:next w:val="a"/>
+    <w:link w:val="10"/>
     <w:qFormat/>
-    <w:uiPriority w:val="0"/>
     <w:pPr>
       <w:keepNext/>
       <w:spacing w:line="300" w:lineRule="auto"/>
@@ -1946,13 +2001,12 @@
       <w:sz w:val="30"/>
     </w:rPr>
   </w:style>
-  <w:style w:type="paragraph" w:styleId="3">
+  <w:style w:type="paragraph" w:styleId="2">
     <w:name w:val="heading 2"/>
-    <w:basedOn w:val="1"/>
-    <w:next w:val="1"/>
-    <w:link w:val="16"/>
+    <w:basedOn w:val="a"/>
+    <w:next w:val="a"/>
+    <w:link w:val="20"/>
     <w:qFormat/>
-    <w:uiPriority w:val="0"/>
     <w:pPr>
       <w:keepNext/>
       <w:keepLines/>
@@ -1960,19 +2014,18 @@
       <w:outlineLvl w:val="1"/>
     </w:pPr>
     <w:rPr>
-      <w:rFonts w:ascii="Arial" w:hAnsi="Arial" w:eastAsia="黑体"/>
+      <w:rFonts w:ascii="Arial" w:eastAsia="黑体" w:hAnsi="Arial"/>
       <w:bCs/>
       <w:sz w:val="32"/>
       <w:szCs w:val="32"/>
     </w:rPr>
   </w:style>
-  <w:style w:type="paragraph" w:styleId="4">
+  <w:style w:type="paragraph" w:styleId="3">
     <w:name w:val="heading 3"/>
-    <w:basedOn w:val="1"/>
-    <w:next w:val="1"/>
-    <w:link w:val="17"/>
+    <w:basedOn w:val="a"/>
+    <w:next w:val="a"/>
+    <w:link w:val="30"/>
     <w:qFormat/>
-    <w:uiPriority w:val="0"/>
     <w:pPr>
       <w:keepNext/>
       <w:keepLines/>
@@ -1986,20 +2039,19 @@
       <w:szCs w:val="32"/>
     </w:rPr>
   </w:style>
-  <w:style w:type="character" w:default="1" w:styleId="12">
+  <w:style w:type="character" w:default="1" w:styleId="a0">
     <w:name w:val="Default Paragraph Font"/>
+    <w:uiPriority w:val="1"/>
     <w:semiHidden/>
     <w:unhideWhenUsed/>
-    <w:qFormat/>
-    <w:uiPriority w:val="1"/>
   </w:style>
-  <w:style w:type="table" w:default="1" w:styleId="11">
+  <w:style w:type="table" w:default="1" w:styleId="a1">
     <w:name w:val="Normal Table"/>
+    <w:uiPriority w:val="99"/>
     <w:semiHidden/>
     <w:unhideWhenUsed/>
-    <w:qFormat/>
-    <w:uiPriority w:val="99"/>
     <w:tblPr>
+      <w:tblInd w:w="0" w:type="dxa"/>
       <w:tblCellMar>
         <w:top w:w="0" w:type="dxa"/>
         <w:left w:w="108" w:type="dxa"/>
@@ -2008,40 +2060,45 @@
       </w:tblCellMar>
     </w:tblPr>
   </w:style>
-  <w:style w:type="paragraph" w:styleId="5">
+  <w:style w:type="numbering" w:default="1" w:styleId="a2">
+    <w:name w:val="No List"/>
+    <w:uiPriority w:val="99"/>
+    <w:semiHidden/>
+    <w:unhideWhenUsed/>
+  </w:style>
+  <w:style w:type="paragraph" w:styleId="21">
     <w:name w:val="Body Text Indent 2"/>
-    <w:basedOn w:val="1"/>
-    <w:link w:val="19"/>
+    <w:basedOn w:val="a"/>
+    <w:link w:val="22"/>
     <w:qFormat/>
-    <w:uiPriority w:val="0"/>
     <w:pPr>
       <w:spacing w:line="300" w:lineRule="auto"/>
-      <w:ind w:firstLine="560" w:firstLineChars="200"/>
+      <w:ind w:firstLineChars="200" w:firstLine="560"/>
     </w:pPr>
     <w:rPr>
       <w:sz w:val="28"/>
     </w:rPr>
   </w:style>
-  <w:style w:type="paragraph" w:styleId="6">
+  <w:style w:type="paragraph" w:styleId="a3">
     <w:name w:val="Balloon Text"/>
-    <w:basedOn w:val="1"/>
-    <w:link w:val="21"/>
+    <w:basedOn w:val="a"/>
+    <w:link w:val="a4"/>
+    <w:uiPriority w:val="99"/>
     <w:semiHidden/>
     <w:unhideWhenUsed/>
     <w:qFormat/>
-    <w:uiPriority w:val="99"/>
     <w:rPr>
       <w:sz w:val="18"/>
       <w:szCs w:val="18"/>
     </w:rPr>
   </w:style>
-  <w:style w:type="paragraph" w:styleId="7">
+  <w:style w:type="paragraph" w:styleId="a5">
     <w:name w:val="footer"/>
-    <w:basedOn w:val="1"/>
-    <w:link w:val="23"/>
+    <w:basedOn w:val="a"/>
+    <w:link w:val="a6"/>
+    <w:uiPriority w:val="99"/>
     <w:unhideWhenUsed/>
     <w:qFormat/>
-    <w:uiPriority w:val="99"/>
     <w:pPr>
       <w:tabs>
         <w:tab w:val="center" w:pos="4153"/>
@@ -2055,16 +2112,16 @@
       <w:szCs w:val="18"/>
     </w:rPr>
   </w:style>
-  <w:style w:type="paragraph" w:styleId="8">
+  <w:style w:type="paragraph" w:styleId="a7">
     <w:name w:val="header"/>
-    <w:basedOn w:val="1"/>
-    <w:link w:val="22"/>
+    <w:basedOn w:val="a"/>
+    <w:link w:val="a8"/>
+    <w:uiPriority w:val="99"/>
     <w:unhideWhenUsed/>
     <w:qFormat/>
-    <w:uiPriority w:val="99"/>
     <w:pPr>
       <w:pBdr>
-        <w:bottom w:val="single" w:color="auto" w:sz="6" w:space="1"/>
+        <w:bottom w:val="single" w:sz="6" w:space="1" w:color="auto"/>
       </w:pBdr>
       <w:tabs>
         <w:tab w:val="center" w:pos="4153"/>
@@ -2078,26 +2135,24 @@
       <w:szCs w:val="18"/>
     </w:rPr>
   </w:style>
-  <w:style w:type="paragraph" w:styleId="9">
+  <w:style w:type="paragraph" w:styleId="31">
     <w:name w:val="Body Text Indent 3"/>
-    <w:basedOn w:val="1"/>
-    <w:link w:val="20"/>
+    <w:basedOn w:val="a"/>
+    <w:link w:val="32"/>
     <w:qFormat/>
-    <w:uiPriority w:val="0"/>
     <w:pPr>
       <w:spacing w:line="300" w:lineRule="auto"/>
-      <w:ind w:firstLine="280" w:firstLineChars="100"/>
+      <w:ind w:firstLineChars="100" w:firstLine="280"/>
     </w:pPr>
     <w:rPr>
       <w:sz w:val="28"/>
     </w:rPr>
   </w:style>
-  <w:style w:type="paragraph" w:styleId="10">
+  <w:style w:type="paragraph" w:styleId="a9">
     <w:name w:val="Title"/>
-    <w:basedOn w:val="1"/>
-    <w:link w:val="18"/>
+    <w:basedOn w:val="a"/>
+    <w:link w:val="aa"/>
     <w:qFormat/>
-    <w:uiPriority w:val="0"/>
     <w:pPr>
       <w:jc w:val="center"/>
     </w:pPr>
@@ -2107,29 +2162,26 @@
       <w:sz w:val="24"/>
     </w:rPr>
   </w:style>
-  <w:style w:type="character" w:styleId="13">
+  <w:style w:type="character" w:styleId="ab">
     <w:name w:val="Strong"/>
-    <w:basedOn w:val="12"/>
+    <w:basedOn w:val="a0"/>
     <w:qFormat/>
-    <w:uiPriority w:val="0"/>
     <w:rPr>
       <w:rFonts w:cs="Times New Roman"/>
       <w:b/>
       <w:bCs/>
     </w:rPr>
   </w:style>
-  <w:style w:type="character" w:styleId="14">
+  <w:style w:type="character" w:styleId="ac">
     <w:name w:val="page number"/>
-    <w:basedOn w:val="12"/>
+    <w:basedOn w:val="a0"/>
     <w:qFormat/>
-    <w:uiPriority w:val="0"/>
   </w:style>
-  <w:style w:type="character" w:customStyle="1" w:styleId="15">
-    <w:name w:val="标题 1 Char"/>
-    <w:basedOn w:val="12"/>
-    <w:link w:val="2"/>
+  <w:style w:type="character" w:customStyle="1" w:styleId="10">
+    <w:name w:val="标题 1 字符"/>
+    <w:basedOn w:val="a0"/>
+    <w:link w:val="1"/>
     <w:qFormat/>
-    <w:uiPriority w:val="0"/>
     <w:rPr>
       <w:rFonts w:eastAsia="黑体"/>
       <w:bCs/>
@@ -2138,26 +2190,24 @@
       <w:szCs w:val="24"/>
     </w:rPr>
   </w:style>
-  <w:style w:type="character" w:customStyle="1" w:styleId="16">
-    <w:name w:val="标题 2 Char"/>
-    <w:basedOn w:val="12"/>
-    <w:link w:val="3"/>
+  <w:style w:type="character" w:customStyle="1" w:styleId="20">
+    <w:name w:val="标题 2 字符"/>
+    <w:basedOn w:val="a0"/>
+    <w:link w:val="2"/>
     <w:qFormat/>
-    <w:uiPriority w:val="0"/>
     <w:rPr>
-      <w:rFonts w:ascii="Arial" w:hAnsi="Arial" w:eastAsia="黑体"/>
+      <w:rFonts w:ascii="Arial" w:eastAsia="黑体" w:hAnsi="Arial"/>
       <w:bCs/>
       <w:kern w:val="2"/>
       <w:sz w:val="32"/>
       <w:szCs w:val="32"/>
     </w:rPr>
   </w:style>
-  <w:style w:type="character" w:customStyle="1" w:styleId="17">
-    <w:name w:val="标题 3 Char"/>
-    <w:basedOn w:val="12"/>
-    <w:link w:val="4"/>
+  <w:style w:type="character" w:customStyle="1" w:styleId="30">
+    <w:name w:val="标题 3 字符"/>
+    <w:basedOn w:val="a0"/>
+    <w:link w:val="3"/>
     <w:qFormat/>
-    <w:uiPriority w:val="0"/>
     <w:rPr>
       <w:rFonts w:eastAsia="黑体"/>
       <w:bCs/>
@@ -2166,12 +2216,11 @@
       <w:szCs w:val="32"/>
     </w:rPr>
   </w:style>
-  <w:style w:type="character" w:customStyle="1" w:styleId="18">
-    <w:name w:val="标题 Char"/>
-    <w:basedOn w:val="12"/>
-    <w:link w:val="10"/>
+  <w:style w:type="character" w:customStyle="1" w:styleId="aa">
+    <w:name w:val="标题 字符"/>
+    <w:basedOn w:val="a0"/>
+    <w:link w:val="a9"/>
     <w:qFormat/>
-    <w:uiPriority w:val="0"/>
     <w:rPr>
       <w:b/>
       <w:bCs/>
@@ -2180,74 +2229,72 @@
       <w:szCs w:val="24"/>
     </w:rPr>
   </w:style>
-  <w:style w:type="character" w:customStyle="1" w:styleId="19">
-    <w:name w:val="正文文本缩进 2 Char"/>
-    <w:basedOn w:val="12"/>
-    <w:link w:val="5"/>
+  <w:style w:type="character" w:customStyle="1" w:styleId="22">
+    <w:name w:val="正文文本缩进 2 字符"/>
+    <w:basedOn w:val="a0"/>
+    <w:link w:val="21"/>
     <w:qFormat/>
-    <w:uiPriority w:val="0"/>
     <w:rPr>
       <w:kern w:val="2"/>
       <w:sz w:val="28"/>
       <w:szCs w:val="24"/>
     </w:rPr>
   </w:style>
-  <w:style w:type="character" w:customStyle="1" w:styleId="20">
-    <w:name w:val="正文文本缩进 3 Char"/>
-    <w:basedOn w:val="12"/>
-    <w:link w:val="9"/>
+  <w:style w:type="character" w:customStyle="1" w:styleId="32">
+    <w:name w:val="正文文本缩进 3 字符"/>
+    <w:basedOn w:val="a0"/>
+    <w:link w:val="31"/>
     <w:qFormat/>
-    <w:uiPriority w:val="0"/>
     <w:rPr>
       <w:kern w:val="2"/>
       <w:sz w:val="28"/>
       <w:szCs w:val="24"/>
     </w:rPr>
   </w:style>
-  <w:style w:type="character" w:customStyle="1" w:styleId="21">
-    <w:name w:val="批注框文本 Char"/>
-    <w:basedOn w:val="12"/>
-    <w:link w:val="6"/>
+  <w:style w:type="character" w:customStyle="1" w:styleId="a4">
+    <w:name w:val="批注框文本 字符"/>
+    <w:basedOn w:val="a0"/>
+    <w:link w:val="a3"/>
+    <w:uiPriority w:val="99"/>
     <w:semiHidden/>
     <w:qFormat/>
-    <w:uiPriority w:val="99"/>
     <w:rPr>
       <w:kern w:val="2"/>
       <w:sz w:val="18"/>
       <w:szCs w:val="18"/>
     </w:rPr>
   </w:style>
-  <w:style w:type="character" w:customStyle="1" w:styleId="22">
-    <w:name w:val="页眉 Char"/>
-    <w:basedOn w:val="12"/>
-    <w:link w:val="8"/>
+  <w:style w:type="character" w:customStyle="1" w:styleId="a8">
+    <w:name w:val="页眉 字符"/>
+    <w:basedOn w:val="a0"/>
+    <w:link w:val="a7"/>
+    <w:uiPriority w:val="99"/>
     <w:qFormat/>
-    <w:uiPriority w:val="99"/>
     <w:rPr>
       <w:kern w:val="2"/>
       <w:sz w:val="18"/>
       <w:szCs w:val="18"/>
     </w:rPr>
   </w:style>
-  <w:style w:type="character" w:customStyle="1" w:styleId="23">
-    <w:name w:val="页脚 Char"/>
-    <w:basedOn w:val="12"/>
-    <w:link w:val="7"/>
+  <w:style w:type="character" w:customStyle="1" w:styleId="a6">
+    <w:name w:val="页脚 字符"/>
+    <w:basedOn w:val="a0"/>
+    <w:link w:val="a5"/>
+    <w:uiPriority w:val="99"/>
     <w:qFormat/>
-    <w:uiPriority w:val="99"/>
     <w:rPr>
       <w:kern w:val="2"/>
       <w:sz w:val="18"/>
       <w:szCs w:val="18"/>
     </w:rPr>
   </w:style>
-  <w:style w:type="paragraph" w:styleId="24">
+  <w:style w:type="paragraph" w:styleId="ad">
     <w:name w:val="List Paragraph"/>
-    <w:basedOn w:val="1"/>
+    <w:basedOn w:val="a"/>
+    <w:uiPriority w:val="99"/>
     <w:qFormat/>
-    <w:uiPriority w:val="99"/>
     <w:pPr>
-      <w:ind w:firstLine="420" w:firstLineChars="200"/>
+      <w:ind w:firstLineChars="200" w:firstLine="420"/>
     </w:pPr>
   </w:style>
 </w:styles>
@@ -2534,6 +2581,7 @@
     </a:fmtScheme>
   </a:themeElements>
   <a:objectDefaults/>
+  <a:extraClrSchemeLst/>
 </a:theme>
 </file>
 

--- a/附件3.天津大学本科生毕业设计（论文）撰写规范及模板（2026届）/天津大学本科生毕业设计（论文）附件模板-装订一册/4天津大学本科生毕业设计（论文）外文资料和中文译文.docx
+++ b/附件3.天津大学本科生毕业设计（论文）撰写规范及模板（2026届）/天津大学本科生毕业设计（论文）附件模板-装订一册/4天津大学本科生毕业设计（论文）外文资料和中文译文.docx
@@ -215,7 +215,7 @@
     <w:p>
       <w:pPr>
         <w:rPr>
-          <w:rFonts w:ascii="黑体" w:eastAsia="黑体" w:hAnsi="黑体" w:hint="eastAsia"/>
+          <w:rFonts w:ascii="黑体" w:eastAsia="黑体" w:hAnsi="黑体"/>
           <w:b/>
           <w:sz w:val="32"/>
           <w:szCs w:val="36"/>
